--- a/word/DPA_Template_MASTER.docx
+++ b/word/DPA_Template_MASTER.docx
@@ -8,8 +8,8 @@
       </w:pPr>
       <w:r>
         <w:rPr>
-          <w:color w:val="1F3B5C"/>
-          <w:sz w:val="40"/>
+          <w:rFonts w:ascii="Calibri" w:hAnsi="Calibri"/>
+          <w:color w:val="000000"/>
         </w:rPr>
         <w:t>DATA PROTECTION AGREEMENT (DPA)</w:t>
       </w:r>
@@ -20,8 +20,8 @@
       </w:pPr>
       <w:r>
         <w:rPr>
-          <w:color w:val="1F3B5C"/>
-          <w:sz w:val="40"/>
+          <w:rFonts w:ascii="Calibri" w:hAnsi="Calibri"/>
+          <w:color w:val="000000"/>
         </w:rPr>
         <w:t>Master Template — LINEKORA</w:t>
       </w:r>
@@ -29,6 +29,7 @@
     <w:p>
       <w:r>
         <w:rPr>
+          <w:rFonts w:ascii="Calibri" w:hAnsi="Calibri"/>
           <w:b/>
         </w:rPr>
         <w:t>Between:</w:t>
@@ -37,102 +38,203 @@
     <w:p>
       <w:pPr>
         <w:pStyle w:val="ListBullet"/>
+        <w:ind w:left="360"/>
       </w:pPr>
       <w:r>
         <w:rPr>
+          <w:rFonts w:ascii="Calibri" w:hAnsi="Calibri"/>
           <w:b/>
         </w:rPr>
         <w:t>Data Controller:</w:t>
       </w:r>
       <w:r>
-        <w:t xml:space="preserve"> LINEKORA (hereinafter "the Company")</w:t>
+        <w:rPr>
+          <w:rFonts w:ascii="Calibri" w:hAnsi="Calibri"/>
+        </w:rPr>
+        <w:t xml:space="preserve"> NDIVE LABS LTD (registered in Rwanda), trading as LINEKORA (hereinafter "the Company")</w:t>
       </w:r>
     </w:p>
     <w:p>
       <w:pPr>
         <w:pStyle w:val="ListBullet"/>
+        <w:ind w:left="360"/>
       </w:pPr>
       <w:r>
         <w:rPr>
+          <w:rFonts w:ascii="Calibri" w:hAnsi="Calibri"/>
           <w:b/>
         </w:rPr>
         <w:t>Data Processor:</w:t>
       </w:r>
       <w:r>
+        <w:rPr>
+          <w:rFonts w:ascii="Calibri" w:hAnsi="Calibri"/>
+        </w:rPr>
         <w:t xml:space="preserve"> [PROCESSOR NAME] (hereinafter "the Processor")</w:t>
       </w:r>
     </w:p>
     <w:p>
       <w:r>
         <w:rPr>
+          <w:rFonts w:ascii="Calibri" w:hAnsi="Calibri"/>
           <w:b/>
         </w:rPr>
         <w:t>Effective Date:</w:t>
       </w:r>
       <w:r>
+        <w:rPr>
+          <w:rFonts w:ascii="Calibri" w:hAnsi="Calibri"/>
+        </w:rPr>
         <w:t xml:space="preserve"> _______________</w:t>
       </w:r>
     </w:p>
     <w:p>
       <w:r>
         <w:rPr>
+          <w:rFonts w:ascii="Calibri" w:hAnsi="Calibri"/>
           <w:b/>
         </w:rPr>
         <w:t>Agreement Reference:</w:t>
       </w:r>
       <w:r>
+        <w:rPr>
+          <w:rFonts w:ascii="Calibri" w:hAnsi="Calibri"/>
+        </w:rPr>
         <w:t xml:space="preserve"> LINEKORA-DPA-[PROCESSOR]-[YEAR]</w:t>
       </w:r>
     </w:p>
     <w:p>
+      <w:pPr>
+        <w:shd w:val="clear" w:color="auto" w:fill="F2F2F2"/>
+      </w:pPr>
       <w:r>
-        <w:t>______________________________</w:t>
+        <w:rPr>
+          <w:rFonts w:ascii="Calibri" w:hAnsi="Calibri"/>
+          <w:b/>
+          <w:sz w:val="20"/>
+        </w:rPr>
+        <w:t>IMPORTANT — READ FIRST:</w:t>
+      </w:r>
+      <w:r>
+        <w:rPr>
+          <w:rFonts w:ascii="Calibri" w:hAnsi="Calibri"/>
+          <w:sz w:val="20"/>
+        </w:rPr>
+        <w:t xml:space="preserve"> This is LINEKORA's </w:t>
+      </w:r>
+      <w:r>
+        <w:rPr>
+          <w:rFonts w:ascii="Calibri" w:hAnsi="Calibri"/>
+          <w:b/>
+          <w:sz w:val="20"/>
+        </w:rPr>
+        <w:t>internal master template</w:t>
+      </w:r>
+      <w:r>
+        <w:rPr>
+          <w:rFonts w:ascii="Calibri" w:hAnsi="Calibri"/>
+          <w:sz w:val="20"/>
+        </w:rPr>
+        <w:t xml:space="preserve"> used to build internal reference records. The </w:t>
+      </w:r>
+      <w:r>
+        <w:rPr>
+          <w:rFonts w:ascii="Calibri" w:hAnsi="Calibri"/>
+          <w:b/>
+          <w:sz w:val="20"/>
+        </w:rPr>
+        <w:t>binding contract</w:t>
+      </w:r>
+      <w:r>
+        <w:rPr>
+          <w:rFonts w:ascii="Calibri" w:hAnsi="Calibri"/>
+          <w:sz w:val="20"/>
+        </w:rPr>
+        <w:t xml:space="preserve"> for any cloud processor (Vercel, Neon, Google/Firebase, Stripe, Twilio, etc.) is that provider's </w:t>
+      </w:r>
+      <w:r>
+        <w:rPr>
+          <w:rFonts w:ascii="Calibri" w:hAnsi="Calibri"/>
+          <w:b/>
+          <w:sz w:val="20"/>
+        </w:rPr>
+        <w:t>official DPA</w:t>
+      </w:r>
+      <w:r>
+        <w:rPr>
+          <w:rFonts w:ascii="Calibri" w:hAnsi="Calibri"/>
+          <w:sz w:val="20"/>
+        </w:rPr>
+        <w:t>, accepted under their Terms of Service. Always download and keep the provider's official DPA for the Rwanda DPO; never present custom templates to providers for signature.</w:t>
       </w:r>
     </w:p>
     <w:p>
       <w:pPr>
+        <w:pBdr>
+          <w:bottom w:val="single" w:sz="6" w:space="1" w:color="666666"/>
+        </w:pBdr>
+      </w:pPr>
+    </w:p>
+    <w:p>
+      <w:pPr>
         <w:pStyle w:val="Heading2"/>
       </w:pPr>
       <w:r>
         <w:rPr>
-          <w:color w:val="1F3B5C"/>
-          <w:sz w:val="30"/>
+          <w:rFonts w:ascii="Calibri" w:hAnsi="Calibri"/>
+          <w:color w:val="000000"/>
         </w:rPr>
         <w:t>1. PURPOSE</w:t>
       </w:r>
     </w:p>
     <w:p>
       <w:r>
+        <w:rPr>
+          <w:rFonts w:ascii="Calibri" w:hAnsi="Calibri"/>
+        </w:rPr>
         <w:t>This Data Protection Agreement ("DPA") sets out the terms that apply when Personal Data is processed by the Processor on behalf of the Data Controller in the course of providing services. This DPA supplements and forms part of the main service agreement between the parties.</w:t>
       </w:r>
     </w:p>
     <w:p>
       <w:r>
+        <w:rPr>
+          <w:rFonts w:ascii="Calibri" w:hAnsi="Calibri"/>
+        </w:rPr>
         <w:t xml:space="preserve">This DPA is required for compliance with the </w:t>
       </w:r>
       <w:r>
         <w:rPr>
+          <w:rFonts w:ascii="Calibri" w:hAnsi="Calibri"/>
           <w:b/>
         </w:rPr>
-        <w:t>Rwanda Data Protection Law No. 3/2021</w:t>
+        <w:t>Rwanda Data Protection Law No. 058/2021 of 13/10/2021</w:t>
       </w:r>
       <w:r>
+        <w:rPr>
+          <w:rFonts w:ascii="Calibri" w:hAnsi="Calibri"/>
+        </w:rPr>
         <w:t xml:space="preserve"> and the </w:t>
       </w:r>
       <w:r>
         <w:rPr>
+          <w:rFonts w:ascii="Calibri" w:hAnsi="Calibri"/>
           <w:b/>
         </w:rPr>
         <w:t>Personal Data Protection Policy (PDPB)</w:t>
       </w:r>
       <w:r>
+        <w:rPr>
+          <w:rFonts w:ascii="Calibri" w:hAnsi="Calibri"/>
+        </w:rPr>
         <w:t xml:space="preserve"> issued by the Rwanda Data Protection Authority (DPA).</w:t>
       </w:r>
     </w:p>
     <w:p>
-      <w:r>
-        <w:t>______________________________</w:t>
-      </w:r>
+      <w:pPr>
+        <w:pBdr>
+          <w:bottom w:val="single" w:sz="6" w:space="1" w:color="666666"/>
+        </w:pBdr>
+      </w:pPr>
     </w:p>
     <w:p>
       <w:pPr>
@@ -140,8 +242,8 @@
       </w:pPr>
       <w:r>
         <w:rPr>
-          <w:color w:val="1F3B5C"/>
-          <w:sz w:val="30"/>
+          <w:rFonts w:ascii="Calibri" w:hAnsi="Calibri"/>
+          <w:color w:val="000000"/>
         </w:rPr>
         <w:t>2. DEFINITIONS</w:t>
       </w:r>
@@ -150,7 +252,6 @@
       <w:tblPr>
         <w:tblStyle w:val="TableGrid"/>
         <w:tblW w:type="auto" w:w="0"/>
-        <w:jc w:val="center"/>
         <w:tblLook w:firstColumn="1" w:firstRow="1" w:lastColumn="0" w:lastRow="0" w:noHBand="0" w:noVBand="1" w:val="04A0"/>
       </w:tblPr>
       <w:tblGrid>
@@ -161,21 +262,13 @@
         <w:tc>
           <w:tcPr>
             <w:tcW w:type="dxa" w:w="4320"/>
-            <w:shd w:val="clear" w:color="auto" w:fill="1F3B5C"/>
           </w:tcPr>
           <w:p>
+            <w:r/>
             <w:r>
               <w:rPr>
+                <w:rFonts w:ascii="Calibri" w:hAnsi="Calibri"/>
                 <w:b/>
-                <w:color w:val="FFFFFF"/>
-                <w:sz w:val="18"/>
-              </w:rPr>
-            </w:r>
-            <w:r>
-              <w:rPr>
-                <w:b/>
-                <w:color w:val="FFFFFF"/>
-                <w:sz w:val="18"/>
               </w:rPr>
               <w:t>Term</w:t>
             </w:r>
@@ -184,21 +277,13 @@
         <w:tc>
           <w:tcPr>
             <w:tcW w:type="dxa" w:w="4320"/>
-            <w:shd w:val="clear" w:color="auto" w:fill="1F3B5C"/>
           </w:tcPr>
           <w:p>
+            <w:r/>
             <w:r>
               <w:rPr>
+                <w:rFonts w:ascii="Calibri" w:hAnsi="Calibri"/>
                 <w:b/>
-                <w:color w:val="FFFFFF"/>
-                <w:sz w:val="18"/>
-              </w:rPr>
-            </w:r>
-            <w:r>
-              <w:rPr>
-                <w:b/>
-                <w:color w:val="FFFFFF"/>
-                <w:sz w:val="18"/>
               </w:rPr>
               <w:t>Definition</w:t>
             </w:r>
@@ -211,15 +296,11 @@
             <w:tcW w:type="dxa" w:w="4320"/>
           </w:tcPr>
           <w:p>
+            <w:r/>
             <w:r>
               <w:rPr>
-                <w:sz w:val="18"/>
-              </w:rPr>
-            </w:r>
-            <w:r>
-              <w:rPr>
+                <w:rFonts w:ascii="Calibri" w:hAnsi="Calibri"/>
                 <w:b/>
-                <w:sz w:val="18"/>
               </w:rPr>
               <w:t>Personal Data</w:t>
             </w:r>
@@ -230,14 +311,10 @@
             <w:tcW w:type="dxa" w:w="4320"/>
           </w:tcPr>
           <w:p>
+            <w:r/>
             <w:r>
               <w:rPr>
-                <w:sz w:val="18"/>
-              </w:rPr>
-            </w:r>
-            <w:r>
-              <w:rPr>
-                <w:sz w:val="18"/>
+                <w:rFonts w:ascii="Calibri" w:hAnsi="Calibri"/>
               </w:rPr>
               <w:t>Any information relating to an identified or identifiable natural person</w:t>
             </w:r>
@@ -248,18 +325,13 @@
         <w:tc>
           <w:tcPr>
             <w:tcW w:type="dxa" w:w="4320"/>
-            <w:shd w:val="clear" w:color="auto" w:fill="EAF1F8"/>
           </w:tcPr>
           <w:p>
+            <w:r/>
             <w:r>
               <w:rPr>
-                <w:sz w:val="18"/>
-              </w:rPr>
-            </w:r>
-            <w:r>
-              <w:rPr>
+                <w:rFonts w:ascii="Calibri" w:hAnsi="Calibri"/>
                 <w:b/>
-                <w:sz w:val="18"/>
               </w:rPr>
               <w:t>Processing</w:t>
             </w:r>
@@ -268,17 +340,12 @@
         <w:tc>
           <w:tcPr>
             <w:tcW w:type="dxa" w:w="4320"/>
-            <w:shd w:val="clear" w:color="auto" w:fill="EAF1F8"/>
           </w:tcPr>
           <w:p>
+            <w:r/>
             <w:r>
               <w:rPr>
-                <w:sz w:val="18"/>
-              </w:rPr>
-            </w:r>
-            <w:r>
-              <w:rPr>
-                <w:sz w:val="18"/>
+                <w:rFonts w:ascii="Calibri" w:hAnsi="Calibri"/>
               </w:rPr>
               <w:t>Any operation performed on Personal Data (collection, storage, use, transmission, deletion)</w:t>
             </w:r>
@@ -291,15 +358,11 @@
             <w:tcW w:type="dxa" w:w="4320"/>
           </w:tcPr>
           <w:p>
+            <w:r/>
             <w:r>
               <w:rPr>
-                <w:sz w:val="18"/>
-              </w:rPr>
-            </w:r>
-            <w:r>
-              <w:rPr>
+                <w:rFonts w:ascii="Calibri" w:hAnsi="Calibri"/>
                 <w:b/>
-                <w:sz w:val="18"/>
               </w:rPr>
               <w:t>Data Controller</w:t>
             </w:r>
@@ -310,16 +373,12 @@
             <w:tcW w:type="dxa" w:w="4320"/>
           </w:tcPr>
           <w:p>
+            <w:r/>
             <w:r>
               <w:rPr>
-                <w:sz w:val="18"/>
+                <w:rFonts w:ascii="Calibri" w:hAnsi="Calibri"/>
               </w:rPr>
-            </w:r>
-            <w:r>
-              <w:rPr>
-                <w:sz w:val="18"/>
-              </w:rPr>
-              <w:t>LINEKORA — determines the purposes and means of processing</w:t>
+              <w:t>NDIVE LABS LTD (LINEKORA) — determines the purposes and means of processing</w:t>
             </w:r>
           </w:p>
         </w:tc>
@@ -328,18 +387,13 @@
         <w:tc>
           <w:tcPr>
             <w:tcW w:type="dxa" w:w="4320"/>
-            <w:shd w:val="clear" w:color="auto" w:fill="EAF1F8"/>
           </w:tcPr>
           <w:p>
+            <w:r/>
             <w:r>
               <w:rPr>
-                <w:sz w:val="18"/>
-              </w:rPr>
-            </w:r>
-            <w:r>
-              <w:rPr>
+                <w:rFonts w:ascii="Calibri" w:hAnsi="Calibri"/>
                 <w:b/>
-                <w:sz w:val="18"/>
               </w:rPr>
               <w:t>Data Processor</w:t>
             </w:r>
@@ -348,17 +402,12 @@
         <w:tc>
           <w:tcPr>
             <w:tcW w:type="dxa" w:w="4320"/>
-            <w:shd w:val="clear" w:color="auto" w:fill="EAF1F8"/>
           </w:tcPr>
           <w:p>
+            <w:r/>
             <w:r>
               <w:rPr>
-                <w:sz w:val="18"/>
-              </w:rPr>
-            </w:r>
-            <w:r>
-              <w:rPr>
-                <w:sz w:val="18"/>
+                <w:rFonts w:ascii="Calibri" w:hAnsi="Calibri"/>
               </w:rPr>
               <w:t>[PROCESSOR NAME] — processes data on behalf of the Controller</w:t>
             </w:r>
@@ -371,15 +420,11 @@
             <w:tcW w:type="dxa" w:w="4320"/>
           </w:tcPr>
           <w:p>
+            <w:r/>
             <w:r>
               <w:rPr>
-                <w:sz w:val="18"/>
-              </w:rPr>
-            </w:r>
-            <w:r>
-              <w:rPr>
+                <w:rFonts w:ascii="Calibri" w:hAnsi="Calibri"/>
                 <w:b/>
-                <w:sz w:val="18"/>
               </w:rPr>
               <w:t>Data Subject</w:t>
             </w:r>
@@ -390,14 +435,10 @@
             <w:tcW w:type="dxa" w:w="4320"/>
           </w:tcPr>
           <w:p>
+            <w:r/>
             <w:r>
               <w:rPr>
-                <w:sz w:val="18"/>
-              </w:rPr>
-            </w:r>
-            <w:r>
-              <w:rPr>
-                <w:sz w:val="18"/>
+                <w:rFonts w:ascii="Calibri" w:hAnsi="Calibri"/>
               </w:rPr>
               <w:t>The individual whose data is processed (Worker, Employer, or Company representative)</w:t>
             </w:r>
@@ -408,18 +449,13 @@
         <w:tc>
           <w:tcPr>
             <w:tcW w:type="dxa" w:w="4320"/>
-            <w:shd w:val="clear" w:color="auto" w:fill="EAF1F8"/>
           </w:tcPr>
           <w:p>
+            <w:r/>
             <w:r>
               <w:rPr>
-                <w:sz w:val="18"/>
-              </w:rPr>
-            </w:r>
-            <w:r>
-              <w:rPr>
+                <w:rFonts w:ascii="Calibri" w:hAnsi="Calibri"/>
                 <w:b/>
-                <w:sz w:val="18"/>
               </w:rPr>
               <w:t>DPO</w:t>
             </w:r>
@@ -428,17 +464,12 @@
         <w:tc>
           <w:tcPr>
             <w:tcW w:type="dxa" w:w="4320"/>
-            <w:shd w:val="clear" w:color="auto" w:fill="EAF1F8"/>
           </w:tcPr>
           <w:p>
+            <w:r/>
             <w:r>
               <w:rPr>
-                <w:sz w:val="18"/>
-              </w:rPr>
-            </w:r>
-            <w:r>
-              <w:rPr>
-                <w:sz w:val="18"/>
+                <w:rFonts w:ascii="Calibri" w:hAnsi="Calibri"/>
               </w:rPr>
               <w:t>Data Protection Officer of LINEKORA</w:t>
             </w:r>
@@ -451,15 +482,11 @@
             <w:tcW w:type="dxa" w:w="4320"/>
           </w:tcPr>
           <w:p>
+            <w:r/>
             <w:r>
               <w:rPr>
-                <w:sz w:val="18"/>
-              </w:rPr>
-            </w:r>
-            <w:r>
-              <w:rPr>
+                <w:rFonts w:ascii="Calibri" w:hAnsi="Calibri"/>
                 <w:b/>
-                <w:sz w:val="18"/>
               </w:rPr>
               <w:t>RDB</w:t>
             </w:r>
@@ -470,14 +497,10 @@
             <w:tcW w:type="dxa" w:w="4320"/>
           </w:tcPr>
           <w:p>
+            <w:r/>
             <w:r>
               <w:rPr>
-                <w:sz w:val="18"/>
-              </w:rPr>
-            </w:r>
-            <w:r>
-              <w:rPr>
-                <w:sz w:val="18"/>
+                <w:rFonts w:ascii="Calibri" w:hAnsi="Calibri"/>
               </w:rPr>
               <w:t>Rwanda Development Board</w:t>
             </w:r>
@@ -488,18 +511,13 @@
         <w:tc>
           <w:tcPr>
             <w:tcW w:type="dxa" w:w="4320"/>
-            <w:shd w:val="clear" w:color="auto" w:fill="EAF1F8"/>
           </w:tcPr>
           <w:p>
+            <w:r/>
             <w:r>
               <w:rPr>
-                <w:sz w:val="18"/>
-              </w:rPr>
-            </w:r>
-            <w:r>
-              <w:rPr>
+                <w:rFonts w:ascii="Calibri" w:hAnsi="Calibri"/>
                 <w:b/>
-                <w:sz w:val="18"/>
               </w:rPr>
               <w:t>Cross-border Transfer</w:t>
             </w:r>
@@ -508,17 +526,12 @@
         <w:tc>
           <w:tcPr>
             <w:tcW w:type="dxa" w:w="4320"/>
-            <w:shd w:val="clear" w:color="auto" w:fill="EAF1F8"/>
           </w:tcPr>
           <w:p>
+            <w:r/>
             <w:r>
               <w:rPr>
-                <w:sz w:val="18"/>
-              </w:rPr>
-            </w:r>
-            <w:r>
-              <w:rPr>
-                <w:sz w:val="18"/>
+                <w:rFonts w:ascii="Calibri" w:hAnsi="Calibri"/>
               </w:rPr>
               <w:t>Transfer of Personal Data outside of Rwanda</w:t>
             </w:r>
@@ -528,9 +541,11 @@
     </w:tbl>
     <w:p/>
     <w:p>
-      <w:r>
-        <w:t>______________________________</w:t>
-      </w:r>
+      <w:pPr>
+        <w:pBdr>
+          <w:bottom w:val="single" w:sz="6" w:space="1" w:color="666666"/>
+        </w:pBdr>
+      </w:pPr>
     </w:p>
     <w:p>
       <w:pPr>
@@ -538,8 +553,8 @@
       </w:pPr>
       <w:r>
         <w:rPr>
-          <w:color w:val="1F3B5C"/>
-          <w:sz w:val="30"/>
+          <w:rFonts w:ascii="Calibri" w:hAnsi="Calibri"/>
+          <w:color w:val="000000"/>
         </w:rPr>
         <w:t>3. SCOPE OF PROCESSING</w:t>
       </w:r>
@@ -550,14 +565,17 @@
       </w:pPr>
       <w:r>
         <w:rPr>
-          <w:color w:val="1F3B5C"/>
-          <w:sz w:val="24"/>
+          <w:rFonts w:ascii="Calibri" w:hAnsi="Calibri"/>
+          <w:color w:val="000000"/>
         </w:rPr>
         <w:t>3.1 Data Categories Processed</w:t>
       </w:r>
     </w:p>
     <w:p>
       <w:r>
+        <w:rPr>
+          <w:rFonts w:ascii="Calibri" w:hAnsi="Calibri"/>
+        </w:rPr>
         <w:t>The Processor shall process the following categories of Personal Data on behalf of the Controller:</w:t>
       </w:r>
     </w:p>
@@ -565,7 +583,6 @@
       <w:tblPr>
         <w:tblStyle w:val="TableGrid"/>
         <w:tblW w:type="auto" w:w="0"/>
-        <w:jc w:val="center"/>
         <w:tblLook w:firstColumn="1" w:firstRow="1" w:lastColumn="0" w:lastRow="0" w:noHBand="0" w:noVBand="1" w:val="04A0"/>
       </w:tblPr>
       <w:tblGrid>
@@ -577,21 +594,13 @@
         <w:tc>
           <w:tcPr>
             <w:tcW w:type="dxa" w:w="2880"/>
-            <w:shd w:val="clear" w:color="auto" w:fill="1F3B5C"/>
           </w:tcPr>
           <w:p>
+            <w:r/>
             <w:r>
               <w:rPr>
+                <w:rFonts w:ascii="Calibri" w:hAnsi="Calibri"/>
                 <w:b/>
-                <w:color w:val="FFFFFF"/>
-                <w:sz w:val="18"/>
-              </w:rPr>
-            </w:r>
-            <w:r>
-              <w:rPr>
-                <w:b/>
-                <w:color w:val="FFFFFF"/>
-                <w:sz w:val="18"/>
               </w:rPr>
               <w:t>Data Category</w:t>
             </w:r>
@@ -600,21 +609,13 @@
         <w:tc>
           <w:tcPr>
             <w:tcW w:type="dxa" w:w="2880"/>
-            <w:shd w:val="clear" w:color="auto" w:fill="1F3B5C"/>
           </w:tcPr>
           <w:p>
+            <w:r/>
             <w:r>
               <w:rPr>
+                <w:rFonts w:ascii="Calibri" w:hAnsi="Calibri"/>
                 <w:b/>
-                <w:color w:val="FFFFFF"/>
-                <w:sz w:val="18"/>
-              </w:rPr>
-            </w:r>
-            <w:r>
-              <w:rPr>
-                <w:b/>
-                <w:color w:val="FFFFFF"/>
-                <w:sz w:val="18"/>
               </w:rPr>
               <w:t>Data Elements</w:t>
             </w:r>
@@ -623,21 +624,13 @@
         <w:tc>
           <w:tcPr>
             <w:tcW w:type="dxa" w:w="2880"/>
-            <w:shd w:val="clear" w:color="auto" w:fill="1F3B5C"/>
           </w:tcPr>
           <w:p>
+            <w:r/>
             <w:r>
               <w:rPr>
+                <w:rFonts w:ascii="Calibri" w:hAnsi="Calibri"/>
                 <w:b/>
-                <w:color w:val="FFFFFF"/>
-                <w:sz w:val="18"/>
-              </w:rPr>
-            </w:r>
-            <w:r>
-              <w:rPr>
-                <w:b/>
-                <w:color w:val="FFFFFF"/>
-                <w:sz w:val="18"/>
               </w:rPr>
               <w:t>Purpose</w:t>
             </w:r>
@@ -650,14 +643,10 @@
             <w:tcW w:type="dxa" w:w="2880"/>
           </w:tcPr>
           <w:p>
+            <w:r/>
             <w:r>
               <w:rPr>
-                <w:sz w:val="18"/>
-              </w:rPr>
-            </w:r>
-            <w:r>
-              <w:rPr>
-                <w:sz w:val="18"/>
+                <w:rFonts w:ascii="Calibri" w:hAnsi="Calibri"/>
               </w:rPr>
               <w:t>Worker PII</w:t>
             </w:r>
@@ -668,14 +657,10 @@
             <w:tcW w:type="dxa" w:w="2880"/>
           </w:tcPr>
           <w:p>
+            <w:r/>
             <w:r>
               <w:rPr>
-                <w:sz w:val="18"/>
-              </w:rPr>
-            </w:r>
-            <w:r>
-              <w:rPr>
-                <w:sz w:val="18"/>
+                <w:rFonts w:ascii="Calibri" w:hAnsi="Calibri"/>
               </w:rPr>
               <w:t>Name, Phone, Gender, District, Sector, Village, ID, Photo, Skills</w:t>
             </w:r>
@@ -686,14 +671,10 @@
             <w:tcW w:type="dxa" w:w="2880"/>
           </w:tcPr>
           <w:p>
+            <w:r/>
             <w:r>
               <w:rPr>
-                <w:sz w:val="18"/>
-              </w:rPr>
-            </w:r>
-            <w:r>
-              <w:rPr>
-                <w:sz w:val="18"/>
+                <w:rFonts w:ascii="Calibri" w:hAnsi="Calibri"/>
               </w:rPr>
               <w:t>Registration, KYC, Task Matching</w:t>
             </w:r>
@@ -704,17 +685,12 @@
         <w:tc>
           <w:tcPr>
             <w:tcW w:type="dxa" w:w="2880"/>
-            <w:shd w:val="clear" w:color="auto" w:fill="EAF1F8"/>
           </w:tcPr>
           <w:p>
+            <w:r/>
             <w:r>
               <w:rPr>
-                <w:sz w:val="18"/>
-              </w:rPr>
-            </w:r>
-            <w:r>
-              <w:rPr>
-                <w:sz w:val="18"/>
+                <w:rFonts w:ascii="Calibri" w:hAnsi="Calibri"/>
               </w:rPr>
               <w:t>Employer PII</w:t>
             </w:r>
@@ -723,17 +699,12 @@
         <w:tc>
           <w:tcPr>
             <w:tcW w:type="dxa" w:w="2880"/>
-            <w:shd w:val="clear" w:color="auto" w:fill="EAF1F8"/>
           </w:tcPr>
           <w:p>
+            <w:r/>
             <w:r>
               <w:rPr>
-                <w:sz w:val="18"/>
-              </w:rPr>
-            </w:r>
-            <w:r>
-              <w:rPr>
-                <w:sz w:val="18"/>
+                <w:rFonts w:ascii="Calibri" w:hAnsi="Calibri"/>
               </w:rPr>
               <w:t>Name, Phone, Company, Location, Payment Details</w:t>
             </w:r>
@@ -742,17 +713,12 @@
         <w:tc>
           <w:tcPr>
             <w:tcW w:type="dxa" w:w="2880"/>
-            <w:shd w:val="clear" w:color="auto" w:fill="EAF1F8"/>
           </w:tcPr>
           <w:p>
+            <w:r/>
             <w:r>
               <w:rPr>
-                <w:sz w:val="18"/>
-              </w:rPr>
-            </w:r>
-            <w:r>
-              <w:rPr>
-                <w:sz w:val="18"/>
+                <w:rFonts w:ascii="Calibri" w:hAnsi="Calibri"/>
               </w:rPr>
               <w:t>Registration, Task Creation, Payments</w:t>
             </w:r>
@@ -765,14 +731,10 @@
             <w:tcW w:type="dxa" w:w="2880"/>
           </w:tcPr>
           <w:p>
+            <w:r/>
             <w:r>
               <w:rPr>
-                <w:sz w:val="18"/>
-              </w:rPr>
-            </w:r>
-            <w:r>
-              <w:rPr>
-                <w:sz w:val="18"/>
+                <w:rFonts w:ascii="Calibri" w:hAnsi="Calibri"/>
               </w:rPr>
               <w:t>User Activity Data</w:t>
             </w:r>
@@ -783,14 +745,10 @@
             <w:tcW w:type="dxa" w:w="2880"/>
           </w:tcPr>
           <w:p>
+            <w:r/>
             <w:r>
               <w:rPr>
-                <w:sz w:val="18"/>
-              </w:rPr>
-            </w:r>
-            <w:r>
-              <w:rPr>
-                <w:sz w:val="18"/>
+                <w:rFonts w:ascii="Calibri" w:hAnsi="Calibri"/>
               </w:rPr>
               <w:t>IP Address, Device ID, Geolocation</w:t>
             </w:r>
@@ -801,14 +759,10 @@
             <w:tcW w:type="dxa" w:w="2880"/>
           </w:tcPr>
           <w:p>
+            <w:r/>
             <w:r>
               <w:rPr>
-                <w:sz w:val="18"/>
-              </w:rPr>
-            </w:r>
-            <w:r>
-              <w:rPr>
-                <w:sz w:val="18"/>
+                <w:rFonts w:ascii="Calibri" w:hAnsi="Calibri"/>
               </w:rPr>
               <w:t>Security, Analytics</w:t>
             </w:r>
@@ -819,17 +773,12 @@
         <w:tc>
           <w:tcPr>
             <w:tcW w:type="dxa" w:w="2880"/>
-            <w:shd w:val="clear" w:color="auto" w:fill="EAF1F8"/>
           </w:tcPr>
           <w:p>
+            <w:r/>
             <w:r>
               <w:rPr>
-                <w:sz w:val="18"/>
-              </w:rPr>
-            </w:r>
-            <w:r>
-              <w:rPr>
-                <w:sz w:val="18"/>
+                <w:rFonts w:ascii="Calibri" w:hAnsi="Calibri"/>
               </w:rPr>
               <w:t>Payment Data</w:t>
             </w:r>
@@ -838,17 +787,12 @@
         <w:tc>
           <w:tcPr>
             <w:tcW w:type="dxa" w:w="2880"/>
-            <w:shd w:val="clear" w:color="auto" w:fill="EAF1F8"/>
           </w:tcPr>
           <w:p>
+            <w:r/>
             <w:r>
               <w:rPr>
-                <w:sz w:val="18"/>
-              </w:rPr>
-            </w:r>
-            <w:r>
-              <w:rPr>
-                <w:sz w:val="18"/>
+                <w:rFonts w:ascii="Calibri" w:hAnsi="Calibri"/>
               </w:rPr>
               <w:t>Card Details, Billing Info, Transaction ID</w:t>
             </w:r>
@@ -857,17 +801,12 @@
         <w:tc>
           <w:tcPr>
             <w:tcW w:type="dxa" w:w="2880"/>
-            <w:shd w:val="clear" w:color="auto" w:fill="EAF1F8"/>
           </w:tcPr>
           <w:p>
+            <w:r/>
             <w:r>
               <w:rPr>
-                <w:sz w:val="18"/>
-              </w:rPr>
-            </w:r>
-            <w:r>
-              <w:rPr>
-                <w:sz w:val="18"/>
+                <w:rFonts w:ascii="Calibri" w:hAnsi="Calibri"/>
               </w:rPr>
               <w:t>Payment Processing</w:t>
             </w:r>
@@ -880,14 +819,10 @@
             <w:tcW w:type="dxa" w:w="2880"/>
           </w:tcPr>
           <w:p>
+            <w:r/>
             <w:r>
               <w:rPr>
-                <w:sz w:val="18"/>
-              </w:rPr>
-            </w:r>
-            <w:r>
-              <w:rPr>
-                <w:sz w:val="18"/>
+                <w:rFonts w:ascii="Calibri" w:hAnsi="Calibri"/>
               </w:rPr>
               <w:t>Notification Data</w:t>
             </w:r>
@@ -898,14 +833,10 @@
             <w:tcW w:type="dxa" w:w="2880"/>
           </w:tcPr>
           <w:p>
+            <w:r/>
             <w:r>
               <w:rPr>
-                <w:sz w:val="18"/>
-              </w:rPr>
-            </w:r>
-            <w:r>
-              <w:rPr>
-                <w:sz w:val="18"/>
+                <w:rFonts w:ascii="Calibri" w:hAnsi="Calibri"/>
               </w:rPr>
               <w:t>Name, Phone, Transaction ID</w:t>
             </w:r>
@@ -916,14 +847,10 @@
             <w:tcW w:type="dxa" w:w="2880"/>
           </w:tcPr>
           <w:p>
+            <w:r/>
             <w:r>
               <w:rPr>
-                <w:sz w:val="18"/>
-              </w:rPr>
-            </w:r>
-            <w:r>
-              <w:rPr>
-                <w:sz w:val="18"/>
+                <w:rFonts w:ascii="Calibri" w:hAnsi="Calibri"/>
               </w:rPr>
               <w:t>SMS/Mobile Money Alerts</w:t>
             </w:r>
@@ -934,17 +861,12 @@
         <w:tc>
           <w:tcPr>
             <w:tcW w:type="dxa" w:w="2880"/>
-            <w:shd w:val="clear" w:color="auto" w:fill="EAF1F8"/>
           </w:tcPr>
           <w:p>
+            <w:r/>
             <w:r>
               <w:rPr>
-                <w:sz w:val="18"/>
-              </w:rPr>
-            </w:r>
-            <w:r>
-              <w:rPr>
-                <w:sz w:val="18"/>
+                <w:rFonts w:ascii="Calibri" w:hAnsi="Calibri"/>
               </w:rPr>
               <w:t>Support Data</w:t>
             </w:r>
@@ -953,17 +875,12 @@
         <w:tc>
           <w:tcPr>
             <w:tcW w:type="dxa" w:w="2880"/>
-            <w:shd w:val="clear" w:color="auto" w:fill="EAF1F8"/>
           </w:tcPr>
           <w:p>
+            <w:r/>
             <w:r>
               <w:rPr>
-                <w:sz w:val="18"/>
-              </w:rPr>
-            </w:r>
-            <w:r>
-              <w:rPr>
-                <w:sz w:val="18"/>
+                <w:rFonts w:ascii="Calibri" w:hAnsi="Calibri"/>
               </w:rPr>
               <w:t>Name, Phone, Issue Description</w:t>
             </w:r>
@@ -972,17 +889,12 @@
         <w:tc>
           <w:tcPr>
             <w:tcW w:type="dxa" w:w="2880"/>
-            <w:shd w:val="clear" w:color="auto" w:fill="EAF1F8"/>
           </w:tcPr>
           <w:p>
+            <w:r/>
             <w:r>
               <w:rPr>
-                <w:sz w:val="18"/>
-              </w:rPr>
-            </w:r>
-            <w:r>
-              <w:rPr>
-                <w:sz w:val="18"/>
+                <w:rFonts w:ascii="Calibri" w:hAnsi="Calibri"/>
               </w:rPr>
               <w:t>Customer Support</w:t>
             </w:r>
@@ -995,14 +907,10 @@
             <w:tcW w:type="dxa" w:w="2880"/>
           </w:tcPr>
           <w:p>
+            <w:r/>
             <w:r>
               <w:rPr>
-                <w:sz w:val="18"/>
-              </w:rPr>
-            </w:r>
-            <w:r>
-              <w:rPr>
-                <w:sz w:val="18"/>
+                <w:rFonts w:ascii="Calibri" w:hAnsi="Calibri"/>
               </w:rPr>
               <w:t>Auth Data</w:t>
             </w:r>
@@ -1013,14 +921,10 @@
             <w:tcW w:type="dxa" w:w="2880"/>
           </w:tcPr>
           <w:p>
+            <w:r/>
             <w:r>
               <w:rPr>
-                <w:sz w:val="18"/>
-              </w:rPr>
-            </w:r>
-            <w:r>
-              <w:rPr>
-                <w:sz w:val="18"/>
+                <w:rFonts w:ascii="Calibri" w:hAnsi="Calibri"/>
               </w:rPr>
               <w:t>UID, Phone, Role, Auth Token</w:t>
             </w:r>
@@ -1031,14 +935,10 @@
             <w:tcW w:type="dxa" w:w="2880"/>
           </w:tcPr>
           <w:p>
+            <w:r/>
             <w:r>
               <w:rPr>
-                <w:sz w:val="18"/>
-              </w:rPr>
-            </w:r>
-            <w:r>
-              <w:rPr>
-                <w:sz w:val="18"/>
+                <w:rFonts w:ascii="Calibri" w:hAnsi="Calibri"/>
               </w:rPr>
               <w:t>Authentication, Session Management</w:t>
             </w:r>
@@ -1053,14 +953,17 @@
       </w:pPr>
       <w:r>
         <w:rPr>
-          <w:color w:val="1F3B5C"/>
-          <w:sz w:val="24"/>
+          <w:rFonts w:ascii="Calibri" w:hAnsi="Calibri"/>
+          <w:color w:val="000000"/>
         </w:rPr>
         <w:t>3.2 Purpose of Processing</w:t>
       </w:r>
     </w:p>
     <w:p>
       <w:r>
+        <w:rPr>
+          <w:rFonts w:ascii="Calibri" w:hAnsi="Calibri"/>
+        </w:rPr>
         <w:t>The Processor shall process Personal Data solely for the purpose of providing the agreed services to the Controller, and not for any other purpose without the Controller's prior written consent.</w:t>
       </w:r>
     </w:p>
@@ -1070,30 +973,39 @@
       </w:pPr>
       <w:r>
         <w:rPr>
-          <w:color w:val="1F3B5C"/>
-          <w:sz w:val="24"/>
+          <w:rFonts w:ascii="Calibri" w:hAnsi="Calibri"/>
+          <w:color w:val="000000"/>
         </w:rPr>
         <w:t>3.3 Duration of Processing</w:t>
       </w:r>
     </w:p>
     <w:p>
       <w:r>
+        <w:rPr>
+          <w:rFonts w:ascii="Calibri" w:hAnsi="Calibri"/>
+        </w:rPr>
         <w:t xml:space="preserve">This DPA shall remain in effect for the duration of the main service agreement, and for a period of </w:t>
       </w:r>
       <w:r>
         <w:rPr>
+          <w:rFonts w:ascii="Calibri" w:hAnsi="Calibri"/>
           <w:b/>
         </w:rPr>
         <w:t>2 years</w:t>
       </w:r>
       <w:r>
+        <w:rPr>
+          <w:rFonts w:ascii="Calibri" w:hAnsi="Calibri"/>
+        </w:rPr>
         <w:t xml:space="preserve"> after termination (for data retention obligations).</w:t>
       </w:r>
     </w:p>
     <w:p>
-      <w:r>
-        <w:t>______________________________</w:t>
-      </w:r>
+      <w:pPr>
+        <w:pBdr>
+          <w:bottom w:val="single" w:sz="6" w:space="1" w:color="666666"/>
+        </w:pBdr>
+      </w:pPr>
     </w:p>
     <w:p>
       <w:pPr>
@@ -1101,8 +1013,8 @@
       </w:pPr>
       <w:r>
         <w:rPr>
-          <w:color w:val="1F3B5C"/>
-          <w:sz w:val="30"/>
+          <w:rFonts w:ascii="Calibri" w:hAnsi="Calibri"/>
+          <w:color w:val="000000"/>
         </w:rPr>
         <w:t>4. OBLIGATIONS OF THE PROCESSOR</w:t>
       </w:r>
@@ -1113,38 +1025,53 @@
       </w:pPr>
       <w:r>
         <w:rPr>
-          <w:color w:val="1F3B5C"/>
-          <w:sz w:val="24"/>
+          <w:rFonts w:ascii="Calibri" w:hAnsi="Calibri"/>
+          <w:color w:val="000000"/>
         </w:rPr>
         <w:t>4.1 Processing Instructions</w:t>
       </w:r>
     </w:p>
     <w:p>
       <w:r>
+        <w:rPr>
+          <w:rFonts w:ascii="Calibri" w:hAnsi="Calibri"/>
+        </w:rPr>
         <w:t>The Processor shall:</w:t>
       </w:r>
     </w:p>
     <w:p>
       <w:pPr>
         <w:pStyle w:val="ListBullet"/>
+        <w:ind w:left="360"/>
       </w:pPr>
       <w:r>
+        <w:rPr>
+          <w:rFonts w:ascii="Calibri" w:hAnsi="Calibri"/>
+        </w:rPr>
         <w:t>Process Personal Data only on documented instructions from the Controller</w:t>
       </w:r>
     </w:p>
     <w:p>
       <w:pPr>
         <w:pStyle w:val="ListBullet"/>
+        <w:ind w:left="360"/>
       </w:pPr>
       <w:r>
+        <w:rPr>
+          <w:rFonts w:ascii="Calibri" w:hAnsi="Calibri"/>
+        </w:rPr>
         <w:t>Immediately inform the Controller if an instruction infringes on data protection laws</w:t>
       </w:r>
     </w:p>
     <w:p>
       <w:pPr>
         <w:pStyle w:val="ListBullet"/>
+        <w:ind w:left="360"/>
       </w:pPr>
       <w:r>
+        <w:rPr>
+          <w:rFonts w:ascii="Calibri" w:hAnsi="Calibri"/>
+        </w:rPr>
         <w:t>Not process Personal Data for any purpose other than the agreed services</w:t>
       </w:r>
     </w:p>
@@ -1154,38 +1081,53 @@
       </w:pPr>
       <w:r>
         <w:rPr>
-          <w:color w:val="1F3B5C"/>
-          <w:sz w:val="24"/>
+          <w:rFonts w:ascii="Calibri" w:hAnsi="Calibri"/>
+          <w:color w:val="000000"/>
         </w:rPr>
         <w:t>4.2 Confidentiality</w:t>
       </w:r>
     </w:p>
     <w:p>
       <w:r>
+        <w:rPr>
+          <w:rFonts w:ascii="Calibri" w:hAnsi="Calibri"/>
+        </w:rPr>
         <w:t>The Processor shall ensure that:</w:t>
       </w:r>
     </w:p>
     <w:p>
       <w:pPr>
         <w:pStyle w:val="ListBullet"/>
+        <w:ind w:left="360"/>
       </w:pPr>
       <w:r>
+        <w:rPr>
+          <w:rFonts w:ascii="Calibri" w:hAnsi="Calibri"/>
+        </w:rPr>
         <w:t>All persons authorized to process Personal Data are bound by confidentiality obligations</w:t>
       </w:r>
     </w:p>
     <w:p>
       <w:pPr>
         <w:pStyle w:val="ListBullet"/>
+        <w:ind w:left="360"/>
       </w:pPr>
       <w:r>
+        <w:rPr>
+          <w:rFonts w:ascii="Calibri" w:hAnsi="Calibri"/>
+        </w:rPr>
         <w:t>Access to Personal Data is limited to authorized personnel only</w:t>
       </w:r>
     </w:p>
     <w:p>
       <w:pPr>
         <w:pStyle w:val="ListBullet"/>
+        <w:ind w:left="360"/>
       </w:pPr>
       <w:r>
+        <w:rPr>
+          <w:rFonts w:ascii="Calibri" w:hAnsi="Calibri"/>
+        </w:rPr>
         <w:t>Personal Data is not disclosed to unauthorized third parties</w:t>
       </w:r>
     </w:p>
@@ -1195,116 +1137,167 @@
       </w:pPr>
       <w:r>
         <w:rPr>
-          <w:color w:val="1F3B5C"/>
-          <w:sz w:val="24"/>
+          <w:rFonts w:ascii="Calibri" w:hAnsi="Calibri"/>
+          <w:color w:val="000000"/>
         </w:rPr>
         <w:t>4.3 Security Measures</w:t>
       </w:r>
     </w:p>
     <w:p>
       <w:r>
+        <w:rPr>
+          <w:rFonts w:ascii="Calibri" w:hAnsi="Calibri"/>
+        </w:rPr>
         <w:t>The Processor shall implement appropriate technical and organizational measures, including but not limited to:</w:t>
       </w:r>
     </w:p>
     <w:p>
       <w:pPr>
         <w:pStyle w:val="ListBullet"/>
+        <w:ind w:left="360"/>
       </w:pPr>
       <w:r>
-        <w:t xml:space="preserve">[ ] </w:t>
+        <w:rPr>
+          <w:rFonts w:ascii="Calibri" w:hAnsi="Calibri"/>
+        </w:rPr>
+        <w:t xml:space="preserve">☐ </w:t>
       </w:r>
       <w:r>
         <w:rPr>
+          <w:rFonts w:ascii="Calibri" w:hAnsi="Calibri"/>
           <w:b/>
         </w:rPr>
         <w:t>Encryption</w:t>
       </w:r>
       <w:r>
+        <w:rPr>
+          <w:rFonts w:ascii="Calibri" w:hAnsi="Calibri"/>
+        </w:rPr>
         <w:t xml:space="preserve"> — AES-256 encryption at rest; TLS 1.2+ in transit</w:t>
       </w:r>
     </w:p>
     <w:p>
       <w:pPr>
         <w:pStyle w:val="ListBullet"/>
+        <w:ind w:left="360"/>
       </w:pPr>
       <w:r>
-        <w:t xml:space="preserve">[ ] </w:t>
+        <w:rPr>
+          <w:rFonts w:ascii="Calibri" w:hAnsi="Calibri"/>
+        </w:rPr>
+        <w:t xml:space="preserve">☐ </w:t>
       </w:r>
       <w:r>
         <w:rPr>
+          <w:rFonts w:ascii="Calibri" w:hAnsi="Calibri"/>
           <w:b/>
         </w:rPr>
         <w:t>Access Controls</w:t>
       </w:r>
       <w:r>
+        <w:rPr>
+          <w:rFonts w:ascii="Calibri" w:hAnsi="Calibri"/>
+        </w:rPr>
         <w:t xml:space="preserve"> — Role-based access control (RBAC)</w:t>
       </w:r>
     </w:p>
     <w:p>
       <w:pPr>
         <w:pStyle w:val="ListBullet"/>
+        <w:ind w:left="360"/>
       </w:pPr>
       <w:r>
-        <w:t xml:space="preserve">[ ] </w:t>
+        <w:rPr>
+          <w:rFonts w:ascii="Calibri" w:hAnsi="Calibri"/>
+        </w:rPr>
+        <w:t xml:space="preserve">☐ </w:t>
       </w:r>
       <w:r>
         <w:rPr>
+          <w:rFonts w:ascii="Calibri" w:hAnsi="Calibri"/>
           <w:b/>
         </w:rPr>
         <w:t>Audit Logging</w:t>
       </w:r>
       <w:r>
+        <w:rPr>
+          <w:rFonts w:ascii="Calibri" w:hAnsi="Calibri"/>
+        </w:rPr>
         <w:t xml:space="preserve"> — All access to Personal Data is logged</w:t>
       </w:r>
     </w:p>
     <w:p>
       <w:pPr>
         <w:pStyle w:val="ListBullet"/>
+        <w:ind w:left="360"/>
       </w:pPr>
       <w:r>
-        <w:t xml:space="preserve">[ ] </w:t>
+        <w:rPr>
+          <w:rFonts w:ascii="Calibri" w:hAnsi="Calibri"/>
+        </w:rPr>
+        <w:t xml:space="preserve">☐ </w:t>
       </w:r>
       <w:r>
         <w:rPr>
+          <w:rFonts w:ascii="Calibri" w:hAnsi="Calibri"/>
           <w:b/>
         </w:rPr>
         <w:t>Vulnerability Management</w:t>
       </w:r>
       <w:r>
+        <w:rPr>
+          <w:rFonts w:ascii="Calibri" w:hAnsi="Calibri"/>
+        </w:rPr>
         <w:t xml:space="preserve"> — Regular security assessments</w:t>
       </w:r>
     </w:p>
     <w:p>
       <w:pPr>
         <w:pStyle w:val="ListBullet"/>
+        <w:ind w:left="360"/>
       </w:pPr>
       <w:r>
-        <w:t xml:space="preserve">[ ] </w:t>
+        <w:rPr>
+          <w:rFonts w:ascii="Calibri" w:hAnsi="Calibri"/>
+        </w:rPr>
+        <w:t xml:space="preserve">☐ </w:t>
       </w:r>
       <w:r>
         <w:rPr>
+          <w:rFonts w:ascii="Calibri" w:hAnsi="Calibri"/>
           <w:b/>
         </w:rPr>
         <w:t>Incident Response</w:t>
       </w:r>
       <w:r>
+        <w:rPr>
+          <w:rFonts w:ascii="Calibri" w:hAnsi="Calibri"/>
+        </w:rPr>
         <w:t xml:space="preserve"> — Documented breach notification procedures</w:t>
       </w:r>
     </w:p>
     <w:p>
       <w:pPr>
         <w:pStyle w:val="ListBullet"/>
+        <w:ind w:left="360"/>
       </w:pPr>
       <w:r>
-        <w:t xml:space="preserve">[ ] </w:t>
+        <w:rPr>
+          <w:rFonts w:ascii="Calibri" w:hAnsi="Calibri"/>
+        </w:rPr>
+        <w:t xml:space="preserve">☐ </w:t>
       </w:r>
       <w:r>
         <w:rPr>
+          <w:rFonts w:ascii="Calibri" w:hAnsi="Calibri"/>
           <w:b/>
         </w:rPr>
         <w:t>Data Minimization</w:t>
       </w:r>
       <w:r>
+        <w:rPr>
+          <w:rFonts w:ascii="Calibri" w:hAnsi="Calibri"/>
+        </w:rPr>
         <w:t xml:space="preserve"> — Only collect/process data necessary for the purpose</w:t>
       </w:r>
     </w:p>
@@ -1314,46 +1307,65 @@
       </w:pPr>
       <w:r>
         <w:rPr>
-          <w:color w:val="1F3B5C"/>
-          <w:sz w:val="24"/>
+          <w:rFonts w:ascii="Calibri" w:hAnsi="Calibri"/>
+          <w:color w:val="000000"/>
         </w:rPr>
         <w:t>4.4 Sub-Processors</w:t>
       </w:r>
     </w:p>
     <w:p>
       <w:r>
+        <w:rPr>
+          <w:rFonts w:ascii="Calibri" w:hAnsi="Calibri"/>
+        </w:rPr>
         <w:t>The Processor shall:</w:t>
       </w:r>
     </w:p>
     <w:p>
       <w:pPr>
         <w:pStyle w:val="ListBullet"/>
+        <w:ind w:left="360"/>
       </w:pPr>
       <w:r>
+        <w:rPr>
+          <w:rFonts w:ascii="Calibri" w:hAnsi="Calibri"/>
+        </w:rPr>
         <w:t>Obtain prior written authorization from the Controller before engaging sub-processors</w:t>
       </w:r>
     </w:p>
     <w:p>
       <w:pPr>
         <w:pStyle w:val="ListBullet"/>
+        <w:ind w:left="360"/>
       </w:pPr>
       <w:r>
+        <w:rPr>
+          <w:rFonts w:ascii="Calibri" w:hAnsi="Calibri"/>
+        </w:rPr>
         <w:t>Maintain a current list of all sub-processors</w:t>
       </w:r>
     </w:p>
     <w:p>
       <w:pPr>
         <w:pStyle w:val="ListBullet"/>
+        <w:ind w:left="360"/>
       </w:pPr>
       <w:r>
+        <w:rPr>
+          <w:rFonts w:ascii="Calibri" w:hAnsi="Calibri"/>
+        </w:rPr>
         <w:t>Enter into binding agreements with sub-processors that impose equivalent data protection obligations</w:t>
       </w:r>
     </w:p>
     <w:p>
       <w:pPr>
         <w:pStyle w:val="ListBullet"/>
+        <w:ind w:left="360"/>
       </w:pPr>
       <w:r>
+        <w:rPr>
+          <w:rFonts w:ascii="Calibri" w:hAnsi="Calibri"/>
+        </w:rPr>
         <w:t>Remain fully liable for the acts and omissions of its sub-processors</w:t>
       </w:r>
     </w:p>
@@ -1363,62 +1375,89 @@
       </w:pPr>
       <w:r>
         <w:rPr>
-          <w:color w:val="1F3B5C"/>
-          <w:sz w:val="24"/>
+          <w:rFonts w:ascii="Calibri" w:hAnsi="Calibri"/>
+          <w:color w:val="000000"/>
         </w:rPr>
         <w:t>4.5 Data Subject Rights</w:t>
       </w:r>
     </w:p>
     <w:p>
       <w:r>
+        <w:rPr>
+          <w:rFonts w:ascii="Calibri" w:hAnsi="Calibri"/>
+        </w:rPr>
         <w:t>The Processor shall assist the Controller in responding to Data Subject requests, including:</w:t>
       </w:r>
     </w:p>
     <w:p>
       <w:pPr>
         <w:pStyle w:val="ListBullet"/>
+        <w:ind w:left="360"/>
       </w:pPr>
       <w:r>
+        <w:rPr>
+          <w:rFonts w:ascii="Calibri" w:hAnsi="Calibri"/>
+        </w:rPr>
         <w:t>Right of access</w:t>
       </w:r>
     </w:p>
     <w:p>
       <w:pPr>
         <w:pStyle w:val="ListBullet"/>
+        <w:ind w:left="360"/>
       </w:pPr>
       <w:r>
+        <w:rPr>
+          <w:rFonts w:ascii="Calibri" w:hAnsi="Calibri"/>
+        </w:rPr>
         <w:t>Right to rectification</w:t>
       </w:r>
     </w:p>
     <w:p>
       <w:pPr>
         <w:pStyle w:val="ListBullet"/>
+        <w:ind w:left="360"/>
       </w:pPr>
       <w:r>
+        <w:rPr>
+          <w:rFonts w:ascii="Calibri" w:hAnsi="Calibri"/>
+        </w:rPr>
         <w:t>Right to erasure ("right to be forgotten")</w:t>
       </w:r>
     </w:p>
     <w:p>
       <w:pPr>
         <w:pStyle w:val="ListBullet"/>
+        <w:ind w:left="360"/>
       </w:pPr>
       <w:r>
+        <w:rPr>
+          <w:rFonts w:ascii="Calibri" w:hAnsi="Calibri"/>
+        </w:rPr>
         <w:t>Right to restrict processing</w:t>
       </w:r>
     </w:p>
     <w:p>
       <w:pPr>
         <w:pStyle w:val="ListBullet"/>
+        <w:ind w:left="360"/>
       </w:pPr>
       <w:r>
+        <w:rPr>
+          <w:rFonts w:ascii="Calibri" w:hAnsi="Calibri"/>
+        </w:rPr>
         <w:t>Right to data portability</w:t>
       </w:r>
     </w:p>
     <w:p>
       <w:pPr>
         <w:pStyle w:val="ListBullet"/>
+        <w:ind w:left="360"/>
       </w:pPr>
       <w:r>
+        <w:rPr>
+          <w:rFonts w:ascii="Calibri" w:hAnsi="Calibri"/>
+        </w:rPr>
         <w:t>Right to object to processing</w:t>
       </w:r>
     </w:p>
@@ -1428,56 +1467,79 @@
       </w:pPr>
       <w:r>
         <w:rPr>
-          <w:color w:val="1F3B5C"/>
-          <w:sz w:val="24"/>
+          <w:rFonts w:ascii="Calibri" w:hAnsi="Calibri"/>
+          <w:color w:val="000000"/>
         </w:rPr>
         <w:t>4.6 Data Breach Notification</w:t>
       </w:r>
     </w:p>
     <w:p>
       <w:r>
+        <w:rPr>
+          <w:rFonts w:ascii="Calibri" w:hAnsi="Calibri"/>
+        </w:rPr>
         <w:t>The Processor shall:</w:t>
       </w:r>
     </w:p>
     <w:p>
       <w:pPr>
         <w:pStyle w:val="ListBullet"/>
+        <w:ind w:left="360"/>
       </w:pPr>
       <w:r>
+        <w:rPr>
+          <w:rFonts w:ascii="Calibri" w:hAnsi="Calibri"/>
+        </w:rPr>
         <w:t xml:space="preserve">Notify the Controller </w:t>
       </w:r>
       <w:r>
         <w:rPr>
+          <w:rFonts w:ascii="Calibri" w:hAnsi="Calibri"/>
           <w:b/>
         </w:rPr>
         <w:t>within 48 hours</w:t>
       </w:r>
       <w:r>
+        <w:rPr>
+          <w:rFonts w:ascii="Calibri" w:hAnsi="Calibri"/>
+        </w:rPr>
         <w:t xml:space="preserve"> of becoming aware of a Personal Data breach</w:t>
       </w:r>
     </w:p>
     <w:p>
       <w:pPr>
         <w:pStyle w:val="ListBullet"/>
+        <w:ind w:left="360"/>
       </w:pPr>
       <w:r>
+        <w:rPr>
+          <w:rFonts w:ascii="Calibri" w:hAnsi="Calibri"/>
+        </w:rPr>
         <w:t xml:space="preserve">Provide all information necessary for the Controller to comply with the </w:t>
       </w:r>
       <w:r>
         <w:rPr>
+          <w:rFonts w:ascii="Calibri" w:hAnsi="Calibri"/>
           <w:b/>
         </w:rPr>
         <w:t>72-hour breach notification</w:t>
       </w:r>
       <w:r>
+        <w:rPr>
+          <w:rFonts w:ascii="Calibri" w:hAnsi="Calibri"/>
+        </w:rPr>
         <w:t xml:space="preserve"> requirement under Rwanda's PDPB</w:t>
       </w:r>
     </w:p>
     <w:p>
       <w:pPr>
         <w:pStyle w:val="ListBullet"/>
+        <w:ind w:left="360"/>
       </w:pPr>
       <w:r>
+        <w:rPr>
+          <w:rFonts w:ascii="Calibri" w:hAnsi="Calibri"/>
+        </w:rPr>
         <w:t>Take immediate steps to contain and remediate the breach</w:t>
       </w:r>
     </w:p>
@@ -1487,21 +1549,26 @@
       </w:pPr>
       <w:r>
         <w:rPr>
-          <w:color w:val="1F3B5C"/>
-          <w:sz w:val="24"/>
+          <w:rFonts w:ascii="Calibri" w:hAnsi="Calibri"/>
+          <w:color w:val="000000"/>
         </w:rPr>
         <w:t>4.7 Data Protection Impact Assessment (DPIA)</w:t>
       </w:r>
     </w:p>
     <w:p>
       <w:r>
+        <w:rPr>
+          <w:rFonts w:ascii="Calibri" w:hAnsi="Calibri"/>
+        </w:rPr>
         <w:t>The Processor shall cooperate with and assist the Controller in conducting Data Protection Impact Assessments as required under Rwanda's data protection law.</w:t>
       </w:r>
     </w:p>
     <w:p>
-      <w:r>
-        <w:t>______________________________</w:t>
-      </w:r>
+      <w:pPr>
+        <w:pBdr>
+          <w:bottom w:val="single" w:sz="6" w:space="1" w:color="666666"/>
+        </w:pBdr>
+      </w:pPr>
     </w:p>
     <w:p>
       <w:pPr>
@@ -1509,8 +1576,8 @@
       </w:pPr>
       <w:r>
         <w:rPr>
-          <w:color w:val="1F3B5C"/>
-          <w:sz w:val="30"/>
+          <w:rFonts w:ascii="Calibri" w:hAnsi="Calibri"/>
+          <w:color w:val="000000"/>
         </w:rPr>
         <w:t>5. CROSS-BORDER DATA TRANSFERS</w:t>
       </w:r>
@@ -1521,65 +1588,87 @@
       </w:pPr>
       <w:r>
         <w:rPr>
-          <w:color w:val="1F3B5C"/>
-          <w:sz w:val="24"/>
+          <w:rFonts w:ascii="Calibri" w:hAnsi="Calibri"/>
+          <w:color w:val="000000"/>
         </w:rPr>
         <w:t>5.1 International Storage Authorization</w:t>
       </w:r>
     </w:p>
     <w:p>
       <w:r>
+        <w:rPr>
+          <w:rFonts w:ascii="Calibri" w:hAnsi="Calibri"/>
+        </w:rPr>
         <w:t xml:space="preserve">The Processor acknowledges that Personal Data is stored and processed </w:t>
       </w:r>
       <w:r>
         <w:rPr>
+          <w:rFonts w:ascii="Calibri" w:hAnsi="Calibri"/>
           <w:b/>
         </w:rPr>
         <w:t>outside of Rwanda</w:t>
       </w:r>
       <w:r>
+        <w:rPr>
+          <w:rFonts w:ascii="Calibri" w:hAnsi="Calibri"/>
+        </w:rPr>
         <w:t xml:space="preserve"> and that such transfer requires:</w:t>
       </w:r>
     </w:p>
     <w:p>
       <w:pPr>
         <w:pStyle w:val="ListNumber"/>
+        <w:ind w:left="360"/>
       </w:pPr>
       <w:r>
         <w:rPr>
+          <w:rFonts w:ascii="Calibri" w:hAnsi="Calibri"/>
           <w:b/>
         </w:rPr>
         <w:t>Authorization from the Rwanda DPA</w:t>
       </w:r>
       <w:r>
+        <w:rPr>
+          <w:rFonts w:ascii="Calibri" w:hAnsi="Calibri"/>
+        </w:rPr>
         <w:t xml:space="preserve"> for international storage</w:t>
       </w:r>
     </w:p>
     <w:p>
       <w:pPr>
         <w:pStyle w:val="ListNumber"/>
+        <w:ind w:left="360"/>
       </w:pPr>
       <w:r>
         <w:rPr>
+          <w:rFonts w:ascii="Calibri" w:hAnsi="Calibri"/>
           <w:b/>
         </w:rPr>
         <w:t>Data Protection Agreement</w:t>
       </w:r>
       <w:r>
+        <w:rPr>
+          <w:rFonts w:ascii="Calibri" w:hAnsi="Calibri"/>
+        </w:rPr>
         <w:t xml:space="preserve"> (this document) between Controller and Processor</w:t>
       </w:r>
     </w:p>
     <w:p>
       <w:pPr>
         <w:pStyle w:val="ListNumber"/>
+        <w:ind w:left="360"/>
       </w:pPr>
       <w:r>
         <w:rPr>
+          <w:rFonts w:ascii="Calibri" w:hAnsi="Calibri"/>
           <w:b/>
         </w:rPr>
         <w:t>Adequate safeguards</w:t>
       </w:r>
       <w:r>
+        <w:rPr>
+          <w:rFonts w:ascii="Calibri" w:hAnsi="Calibri"/>
+        </w:rPr>
         <w:t xml:space="preserve"> for the protection of Personal Data</w:t>
       </w:r>
     </w:p>
@@ -1589,47 +1678,66 @@
       </w:pPr>
       <w:r>
         <w:rPr>
-          <w:color w:val="1F3B5C"/>
-          <w:sz w:val="24"/>
+          <w:rFonts w:ascii="Calibri" w:hAnsi="Calibri"/>
+          <w:color w:val="000000"/>
         </w:rPr>
         <w:t>5.2 Safeguards for International Transfers</w:t>
       </w:r>
     </w:p>
     <w:p>
       <w:r>
+        <w:rPr>
+          <w:rFonts w:ascii="Calibri" w:hAnsi="Calibri"/>
+        </w:rPr>
         <w:t>The Processor shall ensure that any cross-border transfer of Personal Data is protected by:</w:t>
       </w:r>
     </w:p>
     <w:p>
       <w:pPr>
         <w:pStyle w:val="ListBullet"/>
+        <w:ind w:left="360"/>
       </w:pPr>
       <w:r>
-        <w:t>[ ] Standard Contractual Clauses (SCCs)</w:t>
+        <w:rPr>
+          <w:rFonts w:ascii="Calibri" w:hAnsi="Calibri"/>
+        </w:rPr>
+        <w:t>☐ Standard Contractual Clauses (SCCs)</w:t>
       </w:r>
     </w:p>
     <w:p>
       <w:pPr>
         <w:pStyle w:val="ListBullet"/>
+        <w:ind w:left="360"/>
       </w:pPr>
       <w:r>
-        <w:t>[ ] Binding Corporate Rules (BCRs) where applicable</w:t>
+        <w:rPr>
+          <w:rFonts w:ascii="Calibri" w:hAnsi="Calibri"/>
+        </w:rPr>
+        <w:t>☐ Binding Corporate Rules (BCRs) where applicable</w:t>
       </w:r>
     </w:p>
     <w:p>
       <w:pPr>
         <w:pStyle w:val="ListBullet"/>
+        <w:ind w:left="360"/>
       </w:pPr>
       <w:r>
-        <w:t>[ ] Adequacy decisions by the relevant data protection authority</w:t>
+        <w:rPr>
+          <w:rFonts w:ascii="Calibri" w:hAnsi="Calibri"/>
+        </w:rPr>
+        <w:t>☐ Adequacy decisions by the relevant data protection authority</w:t>
       </w:r>
     </w:p>
     <w:p>
       <w:pPr>
         <w:pStyle w:val="ListBullet"/>
+        <w:ind w:left="360"/>
       </w:pPr>
       <w:r>
-        <w:t>[ ] Other appropriate safeguards as required by law</w:t>
+        <w:rPr>
+          <w:rFonts w:ascii="Calibri" w:hAnsi="Calibri"/>
+        </w:rPr>
+        <w:t>☐ Other appropriate safeguards as required by law</w:t>
       </w:r>
     </w:p>
     <w:p>
@@ -1638,8 +1746,8 @@
       </w:pPr>
       <w:r>
         <w:rPr>
-          <w:color w:val="1F3B5C"/>
-          <w:sz w:val="24"/>
+          <w:rFonts w:ascii="Calibri" w:hAnsi="Calibri"/>
+          <w:color w:val="000000"/>
         </w:rPr>
         <w:t>5.3 Processor Location</w:t>
       </w:r>
@@ -1648,7 +1756,6 @@
       <w:tblPr>
         <w:tblStyle w:val="TableGrid"/>
         <w:tblW w:type="auto" w:w="0"/>
-        <w:jc w:val="center"/>
         <w:tblLook w:firstColumn="1" w:firstRow="1" w:lastColumn="0" w:lastRow="0" w:noHBand="0" w:noVBand="1" w:val="04A0"/>
       </w:tblPr>
       <w:tblGrid>
@@ -1661,21 +1768,13 @@
         <w:tc>
           <w:tcPr>
             <w:tcW w:type="dxa" w:w="2160"/>
-            <w:shd w:val="clear" w:color="auto" w:fill="1F3B5C"/>
           </w:tcPr>
           <w:p>
+            <w:r/>
             <w:r>
               <w:rPr>
+                <w:rFonts w:ascii="Calibri" w:hAnsi="Calibri"/>
                 <w:b/>
-                <w:color w:val="FFFFFF"/>
-                <w:sz w:val="18"/>
-              </w:rPr>
-            </w:r>
-            <w:r>
-              <w:rPr>
-                <w:b/>
-                <w:color w:val="FFFFFF"/>
-                <w:sz w:val="18"/>
               </w:rPr>
               <w:t>Processor</w:t>
             </w:r>
@@ -1684,21 +1783,13 @@
         <w:tc>
           <w:tcPr>
             <w:tcW w:type="dxa" w:w="2160"/>
-            <w:shd w:val="clear" w:color="auto" w:fill="1F3B5C"/>
           </w:tcPr>
           <w:p>
+            <w:r/>
             <w:r>
               <w:rPr>
+                <w:rFonts w:ascii="Calibri" w:hAnsi="Calibri"/>
                 <w:b/>
-                <w:color w:val="FFFFFF"/>
-                <w:sz w:val="18"/>
-              </w:rPr>
-            </w:r>
-            <w:r>
-              <w:rPr>
-                <w:b/>
-                <w:color w:val="FFFFFF"/>
-                <w:sz w:val="18"/>
               </w:rPr>
               <w:t>Location</w:t>
             </w:r>
@@ -1707,21 +1798,13 @@
         <w:tc>
           <w:tcPr>
             <w:tcW w:type="dxa" w:w="2160"/>
-            <w:shd w:val="clear" w:color="auto" w:fill="1F3B5C"/>
           </w:tcPr>
           <w:p>
+            <w:r/>
             <w:r>
               <w:rPr>
+                <w:rFonts w:ascii="Calibri" w:hAnsi="Calibri"/>
                 <w:b/>
-                <w:color w:val="FFFFFF"/>
-                <w:sz w:val="18"/>
-              </w:rPr>
-            </w:r>
-            <w:r>
-              <w:rPr>
-                <w:b/>
-                <w:color w:val="FFFFFF"/>
-                <w:sz w:val="18"/>
               </w:rPr>
               <w:t>Data Stored</w:t>
             </w:r>
@@ -1730,21 +1813,13 @@
         <w:tc>
           <w:tcPr>
             <w:tcW w:type="dxa" w:w="2160"/>
-            <w:shd w:val="clear" w:color="auto" w:fill="1F3B5C"/>
           </w:tcPr>
           <w:p>
+            <w:r/>
             <w:r>
               <w:rPr>
+                <w:rFonts w:ascii="Calibri" w:hAnsi="Calibri"/>
                 <w:b/>
-                <w:color w:val="FFFFFF"/>
-                <w:sz w:val="18"/>
-              </w:rPr>
-            </w:r>
-            <w:r>
-              <w:rPr>
-                <w:b/>
-                <w:color w:val="FFFFFF"/>
-                <w:sz w:val="18"/>
               </w:rPr>
               <w:t>Transfer Mechanism</w:t>
             </w:r>
@@ -1757,14 +1832,10 @@
             <w:tcW w:type="dxa" w:w="2160"/>
           </w:tcPr>
           <w:p>
+            <w:r/>
             <w:r>
               <w:rPr>
-                <w:sz w:val="18"/>
-              </w:rPr>
-            </w:r>
-            <w:r>
-              <w:rPr>
-                <w:sz w:val="18"/>
+                <w:rFonts w:ascii="Calibri" w:hAnsi="Calibri"/>
               </w:rPr>
               <w:t>[PROCESSOR]</w:t>
             </w:r>
@@ -1775,14 +1846,10 @@
             <w:tcW w:type="dxa" w:w="2160"/>
           </w:tcPr>
           <w:p>
+            <w:r/>
             <w:r>
               <w:rPr>
-                <w:sz w:val="18"/>
-              </w:rPr>
-            </w:r>
-            <w:r>
-              <w:rPr>
-                <w:sz w:val="18"/>
+                <w:rFonts w:ascii="Calibri" w:hAnsi="Calibri"/>
               </w:rPr>
               <w:t>[COUNTRY]</w:t>
             </w:r>
@@ -1793,14 +1860,10 @@
             <w:tcW w:type="dxa" w:w="2160"/>
           </w:tcPr>
           <w:p>
+            <w:r/>
             <w:r>
               <w:rPr>
-                <w:sz w:val="18"/>
-              </w:rPr>
-            </w:r>
-            <w:r>
-              <w:rPr>
-                <w:sz w:val="18"/>
+                <w:rFonts w:ascii="Calibri" w:hAnsi="Calibri"/>
               </w:rPr>
               <w:t>[DATA TYPES]</w:t>
             </w:r>
@@ -1811,14 +1874,10 @@
             <w:tcW w:type="dxa" w:w="2160"/>
           </w:tcPr>
           <w:p>
+            <w:r/>
             <w:r>
               <w:rPr>
-                <w:sz w:val="18"/>
-              </w:rPr>
-            </w:r>
-            <w:r>
-              <w:rPr>
-                <w:sz w:val="18"/>
+                <w:rFonts w:ascii="Calibri" w:hAnsi="Calibri"/>
               </w:rPr>
               <w:t>[SCCs/BCRs/Adequacy]</w:t>
             </w:r>
@@ -1828,9 +1887,11 @@
     </w:tbl>
     <w:p/>
     <w:p>
-      <w:r>
-        <w:t>______________________________</w:t>
-      </w:r>
+      <w:pPr>
+        <w:pBdr>
+          <w:bottom w:val="single" w:sz="6" w:space="1" w:color="666666"/>
+        </w:pBdr>
+      </w:pPr>
     </w:p>
     <w:p>
       <w:pPr>
@@ -1838,8 +1899,8 @@
       </w:pPr>
       <w:r>
         <w:rPr>
-          <w:color w:val="1F3B5C"/>
-          <w:sz w:val="30"/>
+          <w:rFonts w:ascii="Calibri" w:hAnsi="Calibri"/>
+          <w:color w:val="000000"/>
         </w:rPr>
         <w:t>6. DATA RETENTION AND DELETION</w:t>
       </w:r>
@@ -1850,8 +1911,8 @@
       </w:pPr>
       <w:r>
         <w:rPr>
-          <w:color w:val="1F3B5C"/>
-          <w:sz w:val="24"/>
+          <w:rFonts w:ascii="Calibri" w:hAnsi="Calibri"/>
+          <w:color w:val="000000"/>
         </w:rPr>
         <w:t>6.1 Retention Period</w:t>
       </w:r>
@@ -1860,7 +1921,6 @@
       <w:tblPr>
         <w:tblStyle w:val="TableGrid"/>
         <w:tblW w:type="auto" w:w="0"/>
-        <w:jc w:val="center"/>
         <w:tblLook w:firstColumn="1" w:firstRow="1" w:lastColumn="0" w:lastRow="0" w:noHBand="0" w:noVBand="1" w:val="04A0"/>
       </w:tblPr>
       <w:tblGrid>
@@ -1872,21 +1932,13 @@
         <w:tc>
           <w:tcPr>
             <w:tcW w:type="dxa" w:w="2880"/>
-            <w:shd w:val="clear" w:color="auto" w:fill="1F3B5C"/>
           </w:tcPr>
           <w:p>
+            <w:r/>
             <w:r>
               <w:rPr>
+                <w:rFonts w:ascii="Calibri" w:hAnsi="Calibri"/>
                 <w:b/>
-                <w:color w:val="FFFFFF"/>
-                <w:sz w:val="18"/>
-              </w:rPr>
-            </w:r>
-            <w:r>
-              <w:rPr>
-                <w:b/>
-                <w:color w:val="FFFFFF"/>
-                <w:sz w:val="18"/>
               </w:rPr>
               <w:t>Data Category</w:t>
             </w:r>
@@ -1895,21 +1947,13 @@
         <w:tc>
           <w:tcPr>
             <w:tcW w:type="dxa" w:w="2880"/>
-            <w:shd w:val="clear" w:color="auto" w:fill="1F3B5C"/>
           </w:tcPr>
           <w:p>
+            <w:r/>
             <w:r>
               <w:rPr>
+                <w:rFonts w:ascii="Calibri" w:hAnsi="Calibri"/>
                 <w:b/>
-                <w:color w:val="FFFFFF"/>
-                <w:sz w:val="18"/>
-              </w:rPr>
-            </w:r>
-            <w:r>
-              <w:rPr>
-                <w:b/>
-                <w:color w:val="FFFFFF"/>
-                <w:sz w:val="18"/>
               </w:rPr>
               <w:t>Retention Period</w:t>
             </w:r>
@@ -1918,21 +1962,13 @@
         <w:tc>
           <w:tcPr>
             <w:tcW w:type="dxa" w:w="2880"/>
-            <w:shd w:val="clear" w:color="auto" w:fill="1F3B5C"/>
           </w:tcPr>
           <w:p>
+            <w:r/>
             <w:r>
               <w:rPr>
+                <w:rFonts w:ascii="Calibri" w:hAnsi="Calibri"/>
                 <w:b/>
-                <w:color w:val="FFFFFF"/>
-                <w:sz w:val="18"/>
-              </w:rPr>
-            </w:r>
-            <w:r>
-              <w:rPr>
-                <w:b/>
-                <w:color w:val="FFFFFF"/>
-                <w:sz w:val="18"/>
               </w:rPr>
               <w:t>Deletion Method</w:t>
             </w:r>
@@ -1945,14 +1981,10 @@
             <w:tcW w:type="dxa" w:w="2880"/>
           </w:tcPr>
           <w:p>
+            <w:r/>
             <w:r>
               <w:rPr>
-                <w:sz w:val="18"/>
-              </w:rPr>
-            </w:r>
-            <w:r>
-              <w:rPr>
-                <w:sz w:val="18"/>
+                <w:rFonts w:ascii="Calibri" w:hAnsi="Calibri"/>
               </w:rPr>
               <w:t>Worker PII</w:t>
             </w:r>
@@ -1963,14 +1995,10 @@
             <w:tcW w:type="dxa" w:w="2880"/>
           </w:tcPr>
           <w:p>
+            <w:r/>
             <w:r>
               <w:rPr>
-                <w:sz w:val="18"/>
-              </w:rPr>
-            </w:r>
-            <w:r>
-              <w:rPr>
-                <w:sz w:val="18"/>
+                <w:rFonts w:ascii="Calibri" w:hAnsi="Calibri"/>
               </w:rPr>
               <w:t>Active account + 2 years</w:t>
             </w:r>
@@ -1981,73 +2009,10 @@
             <w:tcW w:type="dxa" w:w="2880"/>
           </w:tcPr>
           <w:p>
+            <w:r/>
             <w:r>
               <w:rPr>
-                <w:sz w:val="18"/>
-              </w:rPr>
-            </w:r>
-            <w:r>
-              <w:rPr>
-                <w:sz w:val="18"/>
-              </w:rPr>
-              <w:t>Secure deletion</w:t>
-            </w:r>
-          </w:p>
-        </w:tc>
-      </w:tr>
-      <w:tr>
-        <w:tc>
-          <w:tcPr>
-            <w:tcW w:type="dxa" w:w="2880"/>
-            <w:shd w:val="clear" w:color="auto" w:fill="EAF1F8"/>
-          </w:tcPr>
-          <w:p>
-            <w:r>
-              <w:rPr>
-                <w:sz w:val="18"/>
-              </w:rPr>
-            </w:r>
-            <w:r>
-              <w:rPr>
-                <w:sz w:val="18"/>
-              </w:rPr>
-              <w:t>Employer PII</w:t>
-            </w:r>
-          </w:p>
-        </w:tc>
-        <w:tc>
-          <w:tcPr>
-            <w:tcW w:type="dxa" w:w="2880"/>
-            <w:shd w:val="clear" w:color="auto" w:fill="EAF1F8"/>
-          </w:tcPr>
-          <w:p>
-            <w:r>
-              <w:rPr>
-                <w:sz w:val="18"/>
-              </w:rPr>
-            </w:r>
-            <w:r>
-              <w:rPr>
-                <w:sz w:val="18"/>
-              </w:rPr>
-              <w:t>Active account + 2 years</w:t>
-            </w:r>
-          </w:p>
-        </w:tc>
-        <w:tc>
-          <w:tcPr>
-            <w:tcW w:type="dxa" w:w="2880"/>
-            <w:shd w:val="clear" w:color="auto" w:fill="EAF1F8"/>
-          </w:tcPr>
-          <w:p>
-            <w:r>
-              <w:rPr>
-                <w:sz w:val="18"/>
-              </w:rPr>
-            </w:r>
-            <w:r>
-              <w:rPr>
-                <w:sz w:val="18"/>
+                <w:rFonts w:ascii="Calibri" w:hAnsi="Calibri"/>
               </w:rPr>
               <w:t>Secure deletion</w:t>
             </w:r>
@@ -2060,16 +2025,12 @@
             <w:tcW w:type="dxa" w:w="2880"/>
           </w:tcPr>
           <w:p>
+            <w:r/>
             <w:r>
               <w:rPr>
-                <w:sz w:val="18"/>
+                <w:rFonts w:ascii="Calibri" w:hAnsi="Calibri"/>
               </w:rPr>
-            </w:r>
-            <w:r>
-              <w:rPr>
-                <w:sz w:val="18"/>
-              </w:rPr>
-              <w:t>Transaction Records</w:t>
+              <w:t>Employer PII</w:t>
             </w:r>
           </w:p>
         </w:tc>
@@ -2078,16 +2039,12 @@
             <w:tcW w:type="dxa" w:w="2880"/>
           </w:tcPr>
           <w:p>
+            <w:r/>
             <w:r>
               <w:rPr>
-                <w:sz w:val="18"/>
+                <w:rFonts w:ascii="Calibri" w:hAnsi="Calibri"/>
               </w:rPr>
-            </w:r>
-            <w:r>
-              <w:rPr>
-                <w:sz w:val="18"/>
-              </w:rPr>
-              <w:t>7 years (legal requirement)</w:t>
+              <w:t>Active account + 2 years</w:t>
             </w:r>
           </w:p>
         </w:tc>
@@ -2096,73 +2053,10 @@
             <w:tcW w:type="dxa" w:w="2880"/>
           </w:tcPr>
           <w:p>
+            <w:r/>
             <w:r>
               <w:rPr>
-                <w:sz w:val="18"/>
-              </w:rPr>
-            </w:r>
-            <w:r>
-              <w:rPr>
-                <w:sz w:val="18"/>
-              </w:rPr>
-              <w:t>Archive then delete</w:t>
-            </w:r>
-          </w:p>
-        </w:tc>
-      </w:tr>
-      <w:tr>
-        <w:tc>
-          <w:tcPr>
-            <w:tcW w:type="dxa" w:w="2880"/>
-            <w:shd w:val="clear" w:color="auto" w:fill="EAF1F8"/>
-          </w:tcPr>
-          <w:p>
-            <w:r>
-              <w:rPr>
-                <w:sz w:val="18"/>
-              </w:rPr>
-            </w:r>
-            <w:r>
-              <w:rPr>
-                <w:sz w:val="18"/>
-              </w:rPr>
-              <w:t>Support Tickets</w:t>
-            </w:r>
-          </w:p>
-        </w:tc>
-        <w:tc>
-          <w:tcPr>
-            <w:tcW w:type="dxa" w:w="2880"/>
-            <w:shd w:val="clear" w:color="auto" w:fill="EAF1F8"/>
-          </w:tcPr>
-          <w:p>
-            <w:r>
-              <w:rPr>
-                <w:sz w:val="18"/>
-              </w:rPr>
-            </w:r>
-            <w:r>
-              <w:rPr>
-                <w:sz w:val="18"/>
-              </w:rPr>
-              <w:t>Resolution + 1 year</w:t>
-            </w:r>
-          </w:p>
-        </w:tc>
-        <w:tc>
-          <w:tcPr>
-            <w:tcW w:type="dxa" w:w="2880"/>
-            <w:shd w:val="clear" w:color="auto" w:fill="EAF1F8"/>
-          </w:tcPr>
-          <w:p>
-            <w:r>
-              <w:rPr>
-                <w:sz w:val="18"/>
-              </w:rPr>
-            </w:r>
-            <w:r>
-              <w:rPr>
-                <w:sz w:val="18"/>
+                <w:rFonts w:ascii="Calibri" w:hAnsi="Calibri"/>
               </w:rPr>
               <w:t>Secure deletion</w:t>
             </w:r>
@@ -2175,14 +2069,98 @@
             <w:tcW w:type="dxa" w:w="2880"/>
           </w:tcPr>
           <w:p>
+            <w:r/>
             <w:r>
               <w:rPr>
-                <w:sz w:val="18"/>
+                <w:rFonts w:ascii="Calibri" w:hAnsi="Calibri"/>
               </w:rPr>
+              <w:t>Transaction Records</w:t>
             </w:r>
+          </w:p>
+        </w:tc>
+        <w:tc>
+          <w:tcPr>
+            <w:tcW w:type="dxa" w:w="2880"/>
+          </w:tcPr>
+          <w:p>
+            <w:r/>
             <w:r>
               <w:rPr>
-                <w:sz w:val="18"/>
+                <w:rFonts w:ascii="Calibri" w:hAnsi="Calibri"/>
+              </w:rPr>
+              <w:t>7 years (legal requirement)</w:t>
+            </w:r>
+          </w:p>
+        </w:tc>
+        <w:tc>
+          <w:tcPr>
+            <w:tcW w:type="dxa" w:w="2880"/>
+          </w:tcPr>
+          <w:p>
+            <w:r/>
+            <w:r>
+              <w:rPr>
+                <w:rFonts w:ascii="Calibri" w:hAnsi="Calibri"/>
+              </w:rPr>
+              <w:t>Archive then delete</w:t>
+            </w:r>
+          </w:p>
+        </w:tc>
+      </w:tr>
+      <w:tr>
+        <w:tc>
+          <w:tcPr>
+            <w:tcW w:type="dxa" w:w="2880"/>
+          </w:tcPr>
+          <w:p>
+            <w:r/>
+            <w:r>
+              <w:rPr>
+                <w:rFonts w:ascii="Calibri" w:hAnsi="Calibri"/>
+              </w:rPr>
+              <w:t>Support Tickets</w:t>
+            </w:r>
+          </w:p>
+        </w:tc>
+        <w:tc>
+          <w:tcPr>
+            <w:tcW w:type="dxa" w:w="2880"/>
+          </w:tcPr>
+          <w:p>
+            <w:r/>
+            <w:r>
+              <w:rPr>
+                <w:rFonts w:ascii="Calibri" w:hAnsi="Calibri"/>
+              </w:rPr>
+              <w:t>Resolution + 1 year</w:t>
+            </w:r>
+          </w:p>
+        </w:tc>
+        <w:tc>
+          <w:tcPr>
+            <w:tcW w:type="dxa" w:w="2880"/>
+          </w:tcPr>
+          <w:p>
+            <w:r/>
+            <w:r>
+              <w:rPr>
+                <w:rFonts w:ascii="Calibri" w:hAnsi="Calibri"/>
+              </w:rPr>
+              <w:t>Secure deletion</w:t>
+            </w:r>
+          </w:p>
+        </w:tc>
+      </w:tr>
+      <w:tr>
+        <w:tc>
+          <w:tcPr>
+            <w:tcW w:type="dxa" w:w="2880"/>
+          </w:tcPr>
+          <w:p>
+            <w:r/>
+            <w:r>
+              <w:rPr>
+                <w:rFonts w:ascii="Calibri" w:hAnsi="Calibri"/>
               </w:rPr>
               <w:t>Analytics Data</w:t>
             </w:r>
@@ -2193,14 +2171,10 @@
             <w:tcW w:type="dxa" w:w="2880"/>
           </w:tcPr>
           <w:p>
+            <w:r/>
             <w:r>
               <w:rPr>
-                <w:sz w:val="18"/>
-              </w:rPr>
-            </w:r>
-            <w:r>
-              <w:rPr>
-                <w:sz w:val="18"/>
+                <w:rFonts w:ascii="Calibri" w:hAnsi="Calibri"/>
               </w:rPr>
               <w:t>1 year</w:t>
             </w:r>
@@ -2211,14 +2185,10 @@
             <w:tcW w:type="dxa" w:w="2880"/>
           </w:tcPr>
           <w:p>
+            <w:r/>
             <w:r>
               <w:rPr>
-                <w:sz w:val="18"/>
-              </w:rPr>
-            </w:r>
-            <w:r>
-              <w:rPr>
-                <w:sz w:val="18"/>
+                <w:rFonts w:ascii="Calibri" w:hAnsi="Calibri"/>
               </w:rPr>
               <w:t>Automatic purge</w:t>
             </w:r>
@@ -2233,54 +2203,75 @@
       </w:pPr>
       <w:r>
         <w:rPr>
-          <w:color w:val="1F3B5C"/>
-          <w:sz w:val="24"/>
+          <w:rFonts w:ascii="Calibri" w:hAnsi="Calibri"/>
+          <w:color w:val="000000"/>
         </w:rPr>
         <w:t>6.2 Return and Deletion</w:t>
       </w:r>
     </w:p>
     <w:p>
       <w:r>
+        <w:rPr>
+          <w:rFonts w:ascii="Calibri" w:hAnsi="Calibri"/>
+        </w:rPr>
         <w:t>Upon termination of the service agreement or upon Controller's request, the Processor shall:</w:t>
       </w:r>
     </w:p>
     <w:p>
       <w:pPr>
         <w:pStyle w:val="ListBullet"/>
+        <w:ind w:left="360"/>
       </w:pPr>
       <w:r>
+        <w:rPr>
+          <w:rFonts w:ascii="Calibri" w:hAnsi="Calibri"/>
+        </w:rPr>
         <w:t>Return all Personal Data to the Controller in a commonly used, machine-readable format</w:t>
       </w:r>
     </w:p>
     <w:p>
       <w:pPr>
         <w:pStyle w:val="ListBullet"/>
+        <w:ind w:left="360"/>
       </w:pPr>
       <w:r>
+        <w:rPr>
+          <w:rFonts w:ascii="Calibri" w:hAnsi="Calibri"/>
+        </w:rPr>
         <w:t xml:space="preserve">Delete all copies of Personal Data within </w:t>
       </w:r>
       <w:r>
         <w:rPr>
+          <w:rFonts w:ascii="Calibri" w:hAnsi="Calibri"/>
           <w:b/>
         </w:rPr>
         <w:t>30 days</w:t>
       </w:r>
       <w:r>
+        <w:rPr>
+          <w:rFonts w:ascii="Calibri" w:hAnsi="Calibri"/>
+        </w:rPr>
         <w:t xml:space="preserve"> of receiving the request</w:t>
       </w:r>
     </w:p>
     <w:p>
       <w:pPr>
         <w:pStyle w:val="ListBullet"/>
+        <w:ind w:left="360"/>
       </w:pPr>
       <w:r>
+        <w:rPr>
+          <w:rFonts w:ascii="Calibri" w:hAnsi="Calibri"/>
+        </w:rPr>
         <w:t>Provide written certification of deletion upon request</w:t>
       </w:r>
     </w:p>
     <w:p>
-      <w:r>
-        <w:t>______________________________</w:t>
-      </w:r>
+      <w:pPr>
+        <w:pBdr>
+          <w:bottom w:val="single" w:sz="6" w:space="1" w:color="666666"/>
+        </w:pBdr>
+      </w:pPr>
     </w:p>
     <w:p>
       <w:pPr>
@@ -2288,67 +2279,95 @@
       </w:pPr>
       <w:r>
         <w:rPr>
-          <w:color w:val="1F3B5C"/>
-          <w:sz w:val="30"/>
+          <w:rFonts w:ascii="Calibri" w:hAnsi="Calibri"/>
+          <w:color w:val="000000"/>
         </w:rPr>
         <w:t>7. AUDIT RIGHTS</w:t>
       </w:r>
     </w:p>
     <w:p>
       <w:r>
+        <w:rPr>
+          <w:rFonts w:ascii="Calibri" w:hAnsi="Calibri"/>
+        </w:rPr>
         <w:t>The Controller (or its authorized auditor) shall have the right to:</w:t>
       </w:r>
     </w:p>
     <w:p>
       <w:pPr>
         <w:pStyle w:val="ListBullet"/>
+        <w:ind w:left="360"/>
       </w:pPr>
       <w:r>
+        <w:rPr>
+          <w:rFonts w:ascii="Calibri" w:hAnsi="Calibri"/>
+        </w:rPr>
         <w:t>Conduct audits of the Processor's data processing activities</w:t>
       </w:r>
     </w:p>
     <w:p>
       <w:pPr>
         <w:pStyle w:val="ListBullet"/>
+        <w:ind w:left="360"/>
       </w:pPr>
       <w:r>
+        <w:rPr>
+          <w:rFonts w:ascii="Calibri" w:hAnsi="Calibri"/>
+        </w:rPr>
         <w:t>Request documentation and evidence of compliance</w:t>
       </w:r>
     </w:p>
     <w:p>
       <w:pPr>
         <w:pStyle w:val="ListBullet"/>
+        <w:ind w:left="360"/>
       </w:pPr>
       <w:r>
+        <w:rPr>
+          <w:rFonts w:ascii="Calibri" w:hAnsi="Calibri"/>
+        </w:rPr>
         <w:t>Inspect security measures and facilities</w:t>
       </w:r>
     </w:p>
     <w:p>
       <w:pPr>
         <w:pStyle w:val="ListBullet"/>
+        <w:ind w:left="360"/>
       </w:pPr>
       <w:r>
+        <w:rPr>
+          <w:rFonts w:ascii="Calibri" w:hAnsi="Calibri"/>
+        </w:rPr>
         <w:t xml:space="preserve">Conduct audits </w:t>
       </w:r>
       <w:r>
         <w:rPr>
+          <w:rFonts w:ascii="Calibri" w:hAnsi="Calibri"/>
           <w:b/>
         </w:rPr>
         <w:t>once per year</w:t>
       </w:r>
       <w:r>
+        <w:rPr>
+          <w:rFonts w:ascii="Calibri" w:hAnsi="Calibri"/>
+        </w:rPr>
         <w:t xml:space="preserve"> or upon reasonable suspicion of non-compliance</w:t>
       </w:r>
     </w:p>
     <w:p>
       <w:r>
+        <w:rPr>
+          <w:rFonts w:ascii="Calibri" w:hAnsi="Calibri"/>
+        </w:rPr>
         <w:t>The Processor shall cooperate fully with any audit and provide access to relevant records, facilities, and personnel.</w:t>
       </w:r>
     </w:p>
     <w:p>
-      <w:r>
-        <w:t>______________________________</w:t>
-      </w:r>
+      <w:pPr>
+        <w:pBdr>
+          <w:bottom w:val="single" w:sz="6" w:space="1" w:color="666666"/>
+        </w:pBdr>
+      </w:pPr>
     </w:p>
     <w:p>
       <w:pPr>
@@ -2356,8 +2375,8 @@
       </w:pPr>
       <w:r>
         <w:rPr>
-          <w:color w:val="1F3B5C"/>
-          <w:sz w:val="30"/>
+          <w:rFonts w:ascii="Calibri" w:hAnsi="Calibri"/>
+          <w:color w:val="000000"/>
         </w:rPr>
         <w:t>8. LIABILITY AND INDEMNIFICATION</w:t>
       </w:r>
@@ -2368,14 +2387,17 @@
       </w:pPr>
       <w:r>
         <w:rPr>
-          <w:color w:val="1F3B5C"/>
-          <w:sz w:val="24"/>
+          <w:rFonts w:ascii="Calibri" w:hAnsi="Calibri"/>
+          <w:color w:val="000000"/>
         </w:rPr>
         <w:t>8.1 Liability</w:t>
       </w:r>
     </w:p>
     <w:p>
       <w:r>
+        <w:rPr>
+          <w:rFonts w:ascii="Calibri" w:hAnsi="Calibri"/>
+        </w:rPr>
         <w:t>The Processor shall be liable for any damage caused by processing that does not comply with this DPA or applicable data protection law.</w:t>
       </w:r>
     </w:p>
@@ -2385,21 +2407,26 @@
       </w:pPr>
       <w:r>
         <w:rPr>
-          <w:color w:val="1F3B5C"/>
-          <w:sz w:val="24"/>
+          <w:rFonts w:ascii="Calibri" w:hAnsi="Calibri"/>
+          <w:color w:val="000000"/>
         </w:rPr>
         <w:t>8.2 Indemnification</w:t>
       </w:r>
     </w:p>
     <w:p>
       <w:r>
+        <w:rPr>
+          <w:rFonts w:ascii="Calibri" w:hAnsi="Calibri"/>
+        </w:rPr>
         <w:t>The Processor shall indemnify and hold harmless the Controller from and against any claims, damages, losses, and expenses arising from the Processor's breach of this DPA.</w:t>
       </w:r>
     </w:p>
     <w:p>
-      <w:r>
-        <w:t>______________________________</w:t>
-      </w:r>
+      <w:pPr>
+        <w:pBdr>
+          <w:bottom w:val="single" w:sz="6" w:space="1" w:color="666666"/>
+        </w:pBdr>
+      </w:pPr>
     </w:p>
     <w:p>
       <w:pPr>
@@ -2407,8 +2434,8 @@
       </w:pPr>
       <w:r>
         <w:rPr>
-          <w:color w:val="1F3B5C"/>
-          <w:sz w:val="30"/>
+          <w:rFonts w:ascii="Calibri" w:hAnsi="Calibri"/>
+          <w:color w:val="000000"/>
         </w:rPr>
         <w:t>9. TERM AND TERMINATION</w:t>
       </w:r>
@@ -2419,14 +2446,17 @@
       </w:pPr>
       <w:r>
         <w:rPr>
-          <w:color w:val="1F3B5C"/>
-          <w:sz w:val="24"/>
+          <w:rFonts w:ascii="Calibri" w:hAnsi="Calibri"/>
+          <w:color w:val="000000"/>
         </w:rPr>
         <w:t>9.1 Term</w:t>
       </w:r>
     </w:p>
     <w:p>
       <w:r>
+        <w:rPr>
+          <w:rFonts w:ascii="Calibri" w:hAnsi="Calibri"/>
+        </w:rPr>
         <w:t>This DPA shall commence on the Effective Date and remain in effect for the duration of the main service agreement.</w:t>
       </w:r>
     </w:p>
@@ -2436,38 +2466,53 @@
       </w:pPr>
       <w:r>
         <w:rPr>
-          <w:color w:val="1F3B5C"/>
-          <w:sz w:val="24"/>
+          <w:rFonts w:ascii="Calibri" w:hAnsi="Calibri"/>
+          <w:color w:val="000000"/>
         </w:rPr>
         <w:t>9.2 Termination</w:t>
       </w:r>
     </w:p>
     <w:p>
       <w:r>
+        <w:rPr>
+          <w:rFonts w:ascii="Calibri" w:hAnsi="Calibri"/>
+        </w:rPr>
         <w:t>This DPA shall automatically terminate upon:</w:t>
       </w:r>
     </w:p>
     <w:p>
       <w:pPr>
         <w:pStyle w:val="ListBullet"/>
+        <w:ind w:left="360"/>
       </w:pPr>
       <w:r>
+        <w:rPr>
+          <w:rFonts w:ascii="Calibri" w:hAnsi="Calibri"/>
+        </w:rPr>
         <w:t>Termination of the main service agreement</w:t>
       </w:r>
     </w:p>
     <w:p>
       <w:pPr>
         <w:pStyle w:val="ListBullet"/>
+        <w:ind w:left="360"/>
       </w:pPr>
       <w:r>
+        <w:rPr>
+          <w:rFonts w:ascii="Calibri" w:hAnsi="Calibri"/>
+        </w:rPr>
         <w:t>Mutual written agreement of the parties</w:t>
       </w:r>
     </w:p>
     <w:p>
       <w:pPr>
         <w:pStyle w:val="ListBullet"/>
+        <w:ind w:left="360"/>
       </w:pPr>
       <w:r>
+        <w:rPr>
+          <w:rFonts w:ascii="Calibri" w:hAnsi="Calibri"/>
+        </w:rPr>
         <w:t>Breach of material terms that remains uncured for 30 days after written notice</w:t>
       </w:r>
     </w:p>
@@ -2477,21 +2522,26 @@
       </w:pPr>
       <w:r>
         <w:rPr>
-          <w:color w:val="1F3B5C"/>
-          <w:sz w:val="24"/>
+          <w:rFonts w:ascii="Calibri" w:hAnsi="Calibri"/>
+          <w:color w:val="000000"/>
         </w:rPr>
         <w:t>9.3 Survival</w:t>
       </w:r>
     </w:p>
     <w:p>
       <w:r>
+        <w:rPr>
+          <w:rFonts w:ascii="Calibri" w:hAnsi="Calibri"/>
+        </w:rPr>
         <w:t>The obligations under Sections 4 (Confidentiality), 6 (Data Retention), 8 (Liability) shall survive termination of this DPA.</w:t>
       </w:r>
     </w:p>
     <w:p>
-      <w:r>
-        <w:t>______________________________</w:t>
-      </w:r>
+      <w:pPr>
+        <w:pBdr>
+          <w:bottom w:val="single" w:sz="6" w:space="1" w:color="666666"/>
+        </w:pBdr>
+      </w:pPr>
     </w:p>
     <w:p>
       <w:pPr>
@@ -2499,8 +2549,8 @@
       </w:pPr>
       <w:r>
         <w:rPr>
-          <w:color w:val="1F3B5C"/>
-          <w:sz w:val="30"/>
+          <w:rFonts w:ascii="Calibri" w:hAnsi="Calibri"/>
+          <w:color w:val="000000"/>
         </w:rPr>
         <w:t>10. GOVERNING LAW AND DISPUTE RESOLUTION</w:t>
       </w:r>
@@ -2511,47 +2561,66 @@
       </w:pPr>
       <w:r>
         <w:rPr>
-          <w:color w:val="1F3B5C"/>
-          <w:sz w:val="24"/>
+          <w:rFonts w:ascii="Calibri" w:hAnsi="Calibri"/>
+          <w:color w:val="000000"/>
         </w:rPr>
         <w:t>10.1 Governing Law</w:t>
       </w:r>
     </w:p>
     <w:p>
       <w:r>
+        <w:rPr>
+          <w:rFonts w:ascii="Calibri" w:hAnsi="Calibri"/>
+        </w:rPr>
         <w:t xml:space="preserve">This DPA shall be governed by and construed in accordance with the laws of the </w:t>
       </w:r>
       <w:r>
         <w:rPr>
+          <w:rFonts w:ascii="Calibri" w:hAnsi="Calibri"/>
           <w:b/>
         </w:rPr>
         <w:t>Republic of Rwanda</w:t>
       </w:r>
       <w:r>
+        <w:rPr>
+          <w:rFonts w:ascii="Calibri" w:hAnsi="Calibri"/>
+        </w:rPr>
         <w:t>, including:</w:t>
       </w:r>
     </w:p>
     <w:p>
       <w:pPr>
         <w:pStyle w:val="ListBullet"/>
+        <w:ind w:left="360"/>
       </w:pPr>
       <w:r>
-        <w:t>Law No. 3/2021 on the Protection of Personal Data</w:t>
+        <w:rPr>
+          <w:rFonts w:ascii="Calibri" w:hAnsi="Calibri"/>
+        </w:rPr>
+        <w:t>Law No. 058/2021 of 13/10/2021 on the Protection of Personal Data</w:t>
       </w:r>
     </w:p>
     <w:p>
       <w:pPr>
         <w:pStyle w:val="ListBullet"/>
+        <w:ind w:left="360"/>
       </w:pPr>
       <w:r>
+        <w:rPr>
+          <w:rFonts w:ascii="Calibri" w:hAnsi="Calibri"/>
+        </w:rPr>
         <w:t>Personal Data Protection Policy (PDPB) No. 3/2021</w:t>
       </w:r>
     </w:p>
     <w:p>
       <w:pPr>
         <w:pStyle w:val="ListBullet"/>
+        <w:ind w:left="360"/>
       </w:pPr>
       <w:r>
+        <w:rPr>
+          <w:rFonts w:ascii="Calibri" w:hAnsi="Calibri"/>
+        </w:rPr>
         <w:t>Any regulations issued by the Rwanda Data Protection Authority</w:t>
       </w:r>
     </w:p>
@@ -2561,45 +2630,62 @@
       </w:pPr>
       <w:r>
         <w:rPr>
-          <w:color w:val="1F3B5C"/>
-          <w:sz w:val="24"/>
+          <w:rFonts w:ascii="Calibri" w:hAnsi="Calibri"/>
+          <w:color w:val="000000"/>
         </w:rPr>
         <w:t>10.2 Dispute Resolution</w:t>
       </w:r>
     </w:p>
     <w:p>
       <w:r>
+        <w:rPr>
+          <w:rFonts w:ascii="Calibri" w:hAnsi="Calibri"/>
+        </w:rPr>
         <w:t>Any dispute arising out of or in connection with this DPA shall be resolved through:</w:t>
       </w:r>
     </w:p>
     <w:p>
       <w:pPr>
         <w:pStyle w:val="ListNumber"/>
+        <w:ind w:left="360"/>
       </w:pPr>
       <w:r>
+        <w:rPr>
+          <w:rFonts w:ascii="Calibri" w:hAnsi="Calibri"/>
+        </w:rPr>
         <w:t>Good faith negotiation between the parties</w:t>
       </w:r>
     </w:p>
     <w:p>
       <w:pPr>
         <w:pStyle w:val="ListNumber"/>
+        <w:ind w:left="360"/>
       </w:pPr>
       <w:r>
+        <w:rPr>
+          <w:rFonts w:ascii="Calibri" w:hAnsi="Calibri"/>
+        </w:rPr>
         <w:t>Mediation</w:t>
       </w:r>
     </w:p>
     <w:p>
       <w:pPr>
         <w:pStyle w:val="ListNumber"/>
+        <w:ind w:left="360"/>
       </w:pPr>
       <w:r>
+        <w:rPr>
+          <w:rFonts w:ascii="Calibri" w:hAnsi="Calibri"/>
+        </w:rPr>
         <w:t>Arbitration under the rules of the Kigali International Arbitration Centre</w:t>
       </w:r>
     </w:p>
     <w:p>
-      <w:r>
-        <w:t>______________________________</w:t>
-      </w:r>
+      <w:pPr>
+        <w:pBdr>
+          <w:bottom w:val="single" w:sz="6" w:space="1" w:color="666666"/>
+        </w:pBdr>
+      </w:pPr>
     </w:p>
     <w:p>
       <w:pPr>
@@ -2607,8 +2693,8 @@
       </w:pPr>
       <w:r>
         <w:rPr>
-          <w:color w:val="1F3B5C"/>
-          <w:sz w:val="30"/>
+          <w:rFonts w:ascii="Calibri" w:hAnsi="Calibri"/>
+          <w:color w:val="000000"/>
         </w:rPr>
         <w:t>11. SIGNATURES</w:t>
       </w:r>
@@ -2619,17 +2705,16 @@
       </w:pPr>
       <w:r>
         <w:rPr>
-          <w:color w:val="1F3B5C"/>
-          <w:sz w:val="24"/>
+          <w:rFonts w:ascii="Calibri" w:hAnsi="Calibri"/>
+          <w:color w:val="000000"/>
         </w:rPr>
-        <w:t>Data Controller: LINEKORA</w:t>
+        <w:t>Data Controller: NDIVE LABS LTD (LINEKORA)</w:t>
       </w:r>
     </w:p>
     <w:tbl>
       <w:tblPr>
         <w:tblStyle w:val="TableGrid"/>
         <w:tblW w:type="auto" w:w="0"/>
-        <w:jc w:val="center"/>
         <w:tblLook w:firstColumn="1" w:firstRow="1" w:lastColumn="0" w:lastRow="0" w:noHBand="0" w:noVBand="1" w:val="04A0"/>
       </w:tblPr>
       <w:tblGrid>
@@ -2640,21 +2725,13 @@
         <w:tc>
           <w:tcPr>
             <w:tcW w:type="dxa" w:w="4320"/>
-            <w:shd w:val="clear" w:color="auto" w:fill="1F3B5C"/>
           </w:tcPr>
           <w:p>
+            <w:r/>
             <w:r>
               <w:rPr>
+                <w:rFonts w:ascii="Calibri" w:hAnsi="Calibri"/>
                 <w:b/>
-                <w:color w:val="FFFFFF"/>
-                <w:sz w:val="18"/>
-              </w:rPr>
-            </w:r>
-            <w:r>
-              <w:rPr>
-                <w:b/>
-                <w:color w:val="FFFFFF"/>
-                <w:sz w:val="18"/>
               </w:rPr>
               <w:t>Field</w:t>
             </w:r>
@@ -2663,21 +2740,13 @@
         <w:tc>
           <w:tcPr>
             <w:tcW w:type="dxa" w:w="4320"/>
-            <w:shd w:val="clear" w:color="auto" w:fill="1F3B5C"/>
           </w:tcPr>
           <w:p>
+            <w:r/>
             <w:r>
               <w:rPr>
+                <w:rFonts w:ascii="Calibri" w:hAnsi="Calibri"/>
                 <w:b/>
-                <w:color w:val="FFFFFF"/>
-                <w:sz w:val="18"/>
-              </w:rPr>
-            </w:r>
-            <w:r>
-              <w:rPr>
-                <w:b/>
-                <w:color w:val="FFFFFF"/>
-                <w:sz w:val="18"/>
               </w:rPr>
               <w:t>Details</w:t>
             </w:r>
@@ -2690,14 +2759,10 @@
             <w:tcW w:type="dxa" w:w="4320"/>
           </w:tcPr>
           <w:p>
+            <w:r/>
             <w:r>
               <w:rPr>
-                <w:sz w:val="18"/>
-              </w:rPr>
-            </w:r>
-            <w:r>
-              <w:rPr>
-                <w:sz w:val="18"/>
+                <w:rFonts w:ascii="Calibri" w:hAnsi="Calibri"/>
               </w:rPr>
               <w:t>Name</w:t>
             </w:r>
@@ -2708,54 +2773,10 @@
             <w:tcW w:type="dxa" w:w="4320"/>
           </w:tcPr>
           <w:p>
+            <w:r/>
             <w:r>
               <w:rPr>
-                <w:sz w:val="18"/>
-              </w:rPr>
-            </w:r>
-            <w:r>
-              <w:rPr>
-                <w:sz w:val="18"/>
-              </w:rPr>
-              <w:t>_________________________</w:t>
-            </w:r>
-          </w:p>
-        </w:tc>
-      </w:tr>
-      <w:tr>
-        <w:tc>
-          <w:tcPr>
-            <w:tcW w:type="dxa" w:w="4320"/>
-            <w:shd w:val="clear" w:color="auto" w:fill="EAF1F8"/>
-          </w:tcPr>
-          <w:p>
-            <w:r>
-              <w:rPr>
-                <w:sz w:val="18"/>
-              </w:rPr>
-            </w:r>
-            <w:r>
-              <w:rPr>
-                <w:sz w:val="18"/>
-              </w:rPr>
-              <w:t>Title</w:t>
-            </w:r>
-          </w:p>
-        </w:tc>
-        <w:tc>
-          <w:tcPr>
-            <w:tcW w:type="dxa" w:w="4320"/>
-            <w:shd w:val="clear" w:color="auto" w:fill="EAF1F8"/>
-          </w:tcPr>
-          <w:p>
-            <w:r>
-              <w:rPr>
-                <w:sz w:val="18"/>
-              </w:rPr>
-            </w:r>
-            <w:r>
-              <w:rPr>
-                <w:sz w:val="18"/>
+                <w:rFonts w:ascii="Calibri" w:hAnsi="Calibri"/>
               </w:rPr>
               <w:t>_________________________</w:t>
             </w:r>
@@ -2768,14 +2789,40 @@
             <w:tcW w:type="dxa" w:w="4320"/>
           </w:tcPr>
           <w:p>
+            <w:r/>
             <w:r>
               <w:rPr>
-                <w:sz w:val="18"/>
+                <w:rFonts w:ascii="Calibri" w:hAnsi="Calibri"/>
               </w:rPr>
+              <w:t>Title</w:t>
             </w:r>
+          </w:p>
+        </w:tc>
+        <w:tc>
+          <w:tcPr>
+            <w:tcW w:type="dxa" w:w="4320"/>
+          </w:tcPr>
+          <w:p>
+            <w:r/>
             <w:r>
               <w:rPr>
-                <w:sz w:val="18"/>
+                <w:rFonts w:ascii="Calibri" w:hAnsi="Calibri"/>
+              </w:rPr>
+              <w:t>_________________________</w:t>
+            </w:r>
+          </w:p>
+        </w:tc>
+      </w:tr>
+      <w:tr>
+        <w:tc>
+          <w:tcPr>
+            <w:tcW w:type="dxa" w:w="4320"/>
+          </w:tcPr>
+          <w:p>
+            <w:r/>
+            <w:r>
+              <w:rPr>
+                <w:rFonts w:ascii="Calibri" w:hAnsi="Calibri"/>
               </w:rPr>
               <w:t>Date</w:t>
             </w:r>
@@ -2786,14 +2833,10 @@
             <w:tcW w:type="dxa" w:w="4320"/>
           </w:tcPr>
           <w:p>
+            <w:r/>
             <w:r>
               <w:rPr>
-                <w:sz w:val="18"/>
-              </w:rPr>
-            </w:r>
-            <w:r>
-              <w:rPr>
-                <w:sz w:val="18"/>
+                <w:rFonts w:ascii="Calibri" w:hAnsi="Calibri"/>
               </w:rPr>
               <w:t>_________________________</w:t>
             </w:r>
@@ -2804,17 +2847,12 @@
         <w:tc>
           <w:tcPr>
             <w:tcW w:type="dxa" w:w="4320"/>
-            <w:shd w:val="clear" w:color="auto" w:fill="EAF1F8"/>
           </w:tcPr>
           <w:p>
+            <w:r/>
             <w:r>
               <w:rPr>
-                <w:sz w:val="18"/>
-              </w:rPr>
-            </w:r>
-            <w:r>
-              <w:rPr>
-                <w:sz w:val="18"/>
+                <w:rFonts w:ascii="Calibri" w:hAnsi="Calibri"/>
               </w:rPr>
               <w:t>Signature</w:t>
             </w:r>
@@ -2823,17 +2861,12 @@
         <w:tc>
           <w:tcPr>
             <w:tcW w:type="dxa" w:w="4320"/>
-            <w:shd w:val="clear" w:color="auto" w:fill="EAF1F8"/>
           </w:tcPr>
           <w:p>
+            <w:r/>
             <w:r>
               <w:rPr>
-                <w:sz w:val="18"/>
-              </w:rPr>
-            </w:r>
-            <w:r>
-              <w:rPr>
-                <w:sz w:val="18"/>
+                <w:rFonts w:ascii="Calibri" w:hAnsi="Calibri"/>
               </w:rPr>
               <w:t>_________________________</w:t>
             </w:r>
@@ -2848,8 +2881,8 @@
       </w:pPr>
       <w:r>
         <w:rPr>
-          <w:color w:val="1F3B5C"/>
-          <w:sz w:val="24"/>
+          <w:rFonts w:ascii="Calibri" w:hAnsi="Calibri"/>
+          <w:color w:val="000000"/>
         </w:rPr>
         <w:t>Data Processor: [PROCESSOR NAME]</w:t>
       </w:r>
@@ -2858,7 +2891,6 @@
       <w:tblPr>
         <w:tblStyle w:val="TableGrid"/>
         <w:tblW w:type="auto" w:w="0"/>
-        <w:jc w:val="center"/>
         <w:tblLook w:firstColumn="1" w:firstRow="1" w:lastColumn="0" w:lastRow="0" w:noHBand="0" w:noVBand="1" w:val="04A0"/>
       </w:tblPr>
       <w:tblGrid>
@@ -2869,21 +2901,13 @@
         <w:tc>
           <w:tcPr>
             <w:tcW w:type="dxa" w:w="4320"/>
-            <w:shd w:val="clear" w:color="auto" w:fill="1F3B5C"/>
           </w:tcPr>
           <w:p>
+            <w:r/>
             <w:r>
               <w:rPr>
+                <w:rFonts w:ascii="Calibri" w:hAnsi="Calibri"/>
                 <w:b/>
-                <w:color w:val="FFFFFF"/>
-                <w:sz w:val="18"/>
-              </w:rPr>
-            </w:r>
-            <w:r>
-              <w:rPr>
-                <w:b/>
-                <w:color w:val="FFFFFF"/>
-                <w:sz w:val="18"/>
               </w:rPr>
               <w:t>Field</w:t>
             </w:r>
@@ -2892,21 +2916,13 @@
         <w:tc>
           <w:tcPr>
             <w:tcW w:type="dxa" w:w="4320"/>
-            <w:shd w:val="clear" w:color="auto" w:fill="1F3B5C"/>
           </w:tcPr>
           <w:p>
+            <w:r/>
             <w:r>
               <w:rPr>
+                <w:rFonts w:ascii="Calibri" w:hAnsi="Calibri"/>
                 <w:b/>
-                <w:color w:val="FFFFFF"/>
-                <w:sz w:val="18"/>
-              </w:rPr>
-            </w:r>
-            <w:r>
-              <w:rPr>
-                <w:b/>
-                <w:color w:val="FFFFFF"/>
-                <w:sz w:val="18"/>
               </w:rPr>
               <w:t>Details</w:t>
             </w:r>
@@ -2919,14 +2935,10 @@
             <w:tcW w:type="dxa" w:w="4320"/>
           </w:tcPr>
           <w:p>
+            <w:r/>
             <w:r>
               <w:rPr>
-                <w:sz w:val="18"/>
-              </w:rPr>
-            </w:r>
-            <w:r>
-              <w:rPr>
-                <w:sz w:val="18"/>
+                <w:rFonts w:ascii="Calibri" w:hAnsi="Calibri"/>
               </w:rPr>
               <w:t>Name</w:t>
             </w:r>
@@ -2937,54 +2949,10 @@
             <w:tcW w:type="dxa" w:w="4320"/>
           </w:tcPr>
           <w:p>
+            <w:r/>
             <w:r>
               <w:rPr>
-                <w:sz w:val="18"/>
-              </w:rPr>
-            </w:r>
-            <w:r>
-              <w:rPr>
-                <w:sz w:val="18"/>
-              </w:rPr>
-              <w:t>_________________________</w:t>
-            </w:r>
-          </w:p>
-        </w:tc>
-      </w:tr>
-      <w:tr>
-        <w:tc>
-          <w:tcPr>
-            <w:tcW w:type="dxa" w:w="4320"/>
-            <w:shd w:val="clear" w:color="auto" w:fill="EAF1F8"/>
-          </w:tcPr>
-          <w:p>
-            <w:r>
-              <w:rPr>
-                <w:sz w:val="18"/>
-              </w:rPr>
-            </w:r>
-            <w:r>
-              <w:rPr>
-                <w:sz w:val="18"/>
-              </w:rPr>
-              <w:t>Title</w:t>
-            </w:r>
-          </w:p>
-        </w:tc>
-        <w:tc>
-          <w:tcPr>
-            <w:tcW w:type="dxa" w:w="4320"/>
-            <w:shd w:val="clear" w:color="auto" w:fill="EAF1F8"/>
-          </w:tcPr>
-          <w:p>
-            <w:r>
-              <w:rPr>
-                <w:sz w:val="18"/>
-              </w:rPr>
-            </w:r>
-            <w:r>
-              <w:rPr>
-                <w:sz w:val="18"/>
+                <w:rFonts w:ascii="Calibri" w:hAnsi="Calibri"/>
               </w:rPr>
               <w:t>_________________________</w:t>
             </w:r>
@@ -2997,14 +2965,40 @@
             <w:tcW w:type="dxa" w:w="4320"/>
           </w:tcPr>
           <w:p>
+            <w:r/>
             <w:r>
               <w:rPr>
-                <w:sz w:val="18"/>
+                <w:rFonts w:ascii="Calibri" w:hAnsi="Calibri"/>
               </w:rPr>
+              <w:t>Title</w:t>
             </w:r>
+          </w:p>
+        </w:tc>
+        <w:tc>
+          <w:tcPr>
+            <w:tcW w:type="dxa" w:w="4320"/>
+          </w:tcPr>
+          <w:p>
+            <w:r/>
             <w:r>
               <w:rPr>
-                <w:sz w:val="18"/>
+                <w:rFonts w:ascii="Calibri" w:hAnsi="Calibri"/>
+              </w:rPr>
+              <w:t>_________________________</w:t>
+            </w:r>
+          </w:p>
+        </w:tc>
+      </w:tr>
+      <w:tr>
+        <w:tc>
+          <w:tcPr>
+            <w:tcW w:type="dxa" w:w="4320"/>
+          </w:tcPr>
+          <w:p>
+            <w:r/>
+            <w:r>
+              <w:rPr>
+                <w:rFonts w:ascii="Calibri" w:hAnsi="Calibri"/>
               </w:rPr>
               <w:t>Date</w:t>
             </w:r>
@@ -3015,14 +3009,10 @@
             <w:tcW w:type="dxa" w:w="4320"/>
           </w:tcPr>
           <w:p>
+            <w:r/>
             <w:r>
               <w:rPr>
-                <w:sz w:val="18"/>
-              </w:rPr>
-            </w:r>
-            <w:r>
-              <w:rPr>
-                <w:sz w:val="18"/>
+                <w:rFonts w:ascii="Calibri" w:hAnsi="Calibri"/>
               </w:rPr>
               <w:t>_________________________</w:t>
             </w:r>
@@ -3033,17 +3023,12 @@
         <w:tc>
           <w:tcPr>
             <w:tcW w:type="dxa" w:w="4320"/>
-            <w:shd w:val="clear" w:color="auto" w:fill="EAF1F8"/>
           </w:tcPr>
           <w:p>
+            <w:r/>
             <w:r>
               <w:rPr>
-                <w:sz w:val="18"/>
-              </w:rPr>
-            </w:r>
-            <w:r>
-              <w:rPr>
-                <w:sz w:val="18"/>
+                <w:rFonts w:ascii="Calibri" w:hAnsi="Calibri"/>
               </w:rPr>
               <w:t>Signature</w:t>
             </w:r>
@@ -3052,17 +3037,12 @@
         <w:tc>
           <w:tcPr>
             <w:tcW w:type="dxa" w:w="4320"/>
-            <w:shd w:val="clear" w:color="auto" w:fill="EAF1F8"/>
           </w:tcPr>
           <w:p>
+            <w:r/>
             <w:r>
               <w:rPr>
-                <w:sz w:val="18"/>
-              </w:rPr>
-            </w:r>
-            <w:r>
-              <w:rPr>
-                <w:sz w:val="18"/>
+                <w:rFonts w:ascii="Calibri" w:hAnsi="Calibri"/>
               </w:rPr>
               <w:t>_________________________</w:t>
             </w:r>
@@ -3072,9 +3052,11 @@
     </w:tbl>
     <w:p/>
     <w:p>
-      <w:r>
-        <w:t>______________________________</w:t>
-      </w:r>
+      <w:pPr>
+        <w:pBdr>
+          <w:bottom w:val="single" w:sz="6" w:space="1" w:color="666666"/>
+        </w:pBdr>
+      </w:pPr>
     </w:p>
     <w:p>
       <w:pPr>
@@ -3082,14 +3064,17 @@
       </w:pPr>
       <w:r>
         <w:rPr>
-          <w:color w:val="1F3B5C"/>
-          <w:sz w:val="30"/>
+          <w:rFonts w:ascii="Calibri" w:hAnsi="Calibri"/>
+          <w:color w:val="000000"/>
         </w:rPr>
         <w:t>ANNEX A: TECHNICAL AND ORGANIZATIONAL MEASURES</w:t>
       </w:r>
     </w:p>
     <w:p>
       <w:r>
+        <w:rPr>
+          <w:rFonts w:ascii="Calibri" w:hAnsi="Calibri"/>
+        </w:rPr>
         <w:t>The Processor shall implement the following security measures:</w:t>
       </w:r>
     </w:p>
@@ -3099,8 +3084,8 @@
       </w:pPr>
       <w:r>
         <w:rPr>
-          <w:color w:val="1F3B5C"/>
-          <w:sz w:val="24"/>
+          <w:rFonts w:ascii="Calibri" w:hAnsi="Calibri"/>
+          <w:color w:val="000000"/>
         </w:rPr>
         <w:t>A.1 Access Control</w:t>
       </w:r>
@@ -3108,33 +3093,49 @@
     <w:p>
       <w:pPr>
         <w:pStyle w:val="ListBullet"/>
+        <w:ind w:left="360"/>
       </w:pPr>
       <w:r>
-        <w:t>[ ] Role-based access control (RBAC)</w:t>
+        <w:rPr>
+          <w:rFonts w:ascii="Calibri" w:hAnsi="Calibri"/>
+        </w:rPr>
+        <w:t>☐ Role-based access control (RBAC)</w:t>
       </w:r>
     </w:p>
     <w:p>
       <w:pPr>
         <w:pStyle w:val="ListBullet"/>
+        <w:ind w:left="360"/>
       </w:pPr>
       <w:r>
-        <w:t>[ ] Multi-factor authentication (MFA)</w:t>
+        <w:rPr>
+          <w:rFonts w:ascii="Calibri" w:hAnsi="Calibri"/>
+        </w:rPr>
+        <w:t>☐ Multi-factor authentication (MFA)</w:t>
       </w:r>
     </w:p>
     <w:p>
       <w:pPr>
         <w:pStyle w:val="ListBullet"/>
+        <w:ind w:left="360"/>
       </w:pPr>
       <w:r>
-        <w:t>[ ] Regular access reviews</w:t>
+        <w:rPr>
+          <w:rFonts w:ascii="Calibri" w:hAnsi="Calibri"/>
+        </w:rPr>
+        <w:t>☐ Regular access reviews</w:t>
       </w:r>
     </w:p>
     <w:p>
       <w:pPr>
         <w:pStyle w:val="ListBullet"/>
+        <w:ind w:left="360"/>
       </w:pPr>
       <w:r>
-        <w:t>[ ] Immediate revocation upon termination</w:t>
+        <w:rPr>
+          <w:rFonts w:ascii="Calibri" w:hAnsi="Calibri"/>
+        </w:rPr>
+        <w:t>☐ Immediate revocation upon termination</w:t>
       </w:r>
     </w:p>
     <w:p>
@@ -3143,8 +3144,8 @@
       </w:pPr>
       <w:r>
         <w:rPr>
-          <w:color w:val="1F3B5C"/>
-          <w:sz w:val="24"/>
+          <w:rFonts w:ascii="Calibri" w:hAnsi="Calibri"/>
+          <w:color w:val="000000"/>
         </w:rPr>
         <w:t>A.2 Encryption</w:t>
       </w:r>
@@ -3152,33 +3153,49 @@
     <w:p>
       <w:pPr>
         <w:pStyle w:val="ListBullet"/>
+        <w:ind w:left="360"/>
       </w:pPr>
       <w:r>
-        <w:t>[ ] AES-256 encryption at rest</w:t>
+        <w:rPr>
+          <w:rFonts w:ascii="Calibri" w:hAnsi="Calibri"/>
+        </w:rPr>
+        <w:t>☐ AES-256 encryption at rest</w:t>
       </w:r>
     </w:p>
     <w:p>
       <w:pPr>
         <w:pStyle w:val="ListBullet"/>
+        <w:ind w:left="360"/>
       </w:pPr>
       <w:r>
-        <w:t>[ ] TLS 1.2+ encryption in transit</w:t>
+        <w:rPr>
+          <w:rFonts w:ascii="Calibri" w:hAnsi="Calibri"/>
+        </w:rPr>
+        <w:t>☐ TLS 1.2+ encryption in transit</w:t>
       </w:r>
     </w:p>
     <w:p>
       <w:pPr>
         <w:pStyle w:val="ListBullet"/>
+        <w:ind w:left="360"/>
       </w:pPr>
       <w:r>
-        <w:t>[ ] Key management procedures</w:t>
+        <w:rPr>
+          <w:rFonts w:ascii="Calibri" w:hAnsi="Calibri"/>
+        </w:rPr>
+        <w:t>☐ Key management procedures</w:t>
       </w:r>
     </w:p>
     <w:p>
       <w:pPr>
         <w:pStyle w:val="ListBullet"/>
+        <w:ind w:left="360"/>
       </w:pPr>
       <w:r>
-        <w:t>[ ] Regular key rotation</w:t>
+        <w:rPr>
+          <w:rFonts w:ascii="Calibri" w:hAnsi="Calibri"/>
+        </w:rPr>
+        <w:t>☐ Regular key rotation</w:t>
       </w:r>
     </w:p>
     <w:p>
@@ -3187,8 +3204,8 @@
       </w:pPr>
       <w:r>
         <w:rPr>
-          <w:color w:val="1F3B5C"/>
-          <w:sz w:val="24"/>
+          <w:rFonts w:ascii="Calibri" w:hAnsi="Calibri"/>
+          <w:color w:val="000000"/>
         </w:rPr>
         <w:t>A.3 Monitoring and Logging</w:t>
       </w:r>
@@ -3196,33 +3213,49 @@
     <w:p>
       <w:pPr>
         <w:pStyle w:val="ListBullet"/>
+        <w:ind w:left="360"/>
       </w:pPr>
       <w:r>
-        <w:t>[ ] Comprehensive audit logging</w:t>
+        <w:rPr>
+          <w:rFonts w:ascii="Calibri" w:hAnsi="Calibri"/>
+        </w:rPr>
+        <w:t>☐ Comprehensive audit logging</w:t>
       </w:r>
     </w:p>
     <w:p>
       <w:pPr>
         <w:pStyle w:val="ListBullet"/>
+        <w:ind w:left="360"/>
       </w:pPr>
       <w:r>
-        <w:t>[ ] Real-time monitoring</w:t>
+        <w:rPr>
+          <w:rFonts w:ascii="Calibri" w:hAnsi="Calibri"/>
+        </w:rPr>
+        <w:t>☐ Real-time monitoring</w:t>
       </w:r>
     </w:p>
     <w:p>
       <w:pPr>
         <w:pStyle w:val="ListBullet"/>
+        <w:ind w:left="360"/>
       </w:pPr>
       <w:r>
-        <w:t>[ ] Log retention for minimum 1 year</w:t>
+        <w:rPr>
+          <w:rFonts w:ascii="Calibri" w:hAnsi="Calibri"/>
+        </w:rPr>
+        <w:t>☐ Log retention for minimum 1 year</w:t>
       </w:r>
     </w:p>
     <w:p>
       <w:pPr>
         <w:pStyle w:val="ListBullet"/>
+        <w:ind w:left="360"/>
       </w:pPr>
       <w:r>
-        <w:t>[ ] Tamper-proof log storage</w:t>
+        <w:rPr>
+          <w:rFonts w:ascii="Calibri" w:hAnsi="Calibri"/>
+        </w:rPr>
+        <w:t>☐ Tamper-proof log storage</w:t>
       </w:r>
     </w:p>
     <w:p>
@@ -3231,8 +3264,8 @@
       </w:pPr>
       <w:r>
         <w:rPr>
-          <w:color w:val="1F3B5C"/>
-          <w:sz w:val="24"/>
+          <w:rFonts w:ascii="Calibri" w:hAnsi="Calibri"/>
+          <w:color w:val="000000"/>
         </w:rPr>
         <w:t>A.4 Incident Response</w:t>
       </w:r>
@@ -3240,33 +3273,49 @@
     <w:p>
       <w:pPr>
         <w:pStyle w:val="ListBullet"/>
+        <w:ind w:left="360"/>
       </w:pPr>
       <w:r>
-        <w:t>[ ] Documented incident response plan</w:t>
+        <w:rPr>
+          <w:rFonts w:ascii="Calibri" w:hAnsi="Calibri"/>
+        </w:rPr>
+        <w:t>☐ Documented incident response plan</w:t>
       </w:r>
     </w:p>
     <w:p>
       <w:pPr>
         <w:pStyle w:val="ListBullet"/>
+        <w:ind w:left="360"/>
       </w:pPr>
       <w:r>
-        <w:t>[ ] 48-hour breach notification to Controller</w:t>
+        <w:rPr>
+          <w:rFonts w:ascii="Calibri" w:hAnsi="Calibri"/>
+        </w:rPr>
+        <w:t>☐ 48-hour breach notification to Controller</w:t>
       </w:r>
     </w:p>
     <w:p>
       <w:pPr>
         <w:pStyle w:val="ListBullet"/>
+        <w:ind w:left="360"/>
       </w:pPr>
       <w:r>
-        <w:t>[ ] Regular incident response drills</w:t>
+        <w:rPr>
+          <w:rFonts w:ascii="Calibri" w:hAnsi="Calibri"/>
+        </w:rPr>
+        <w:t>☐ Regular incident response drills</w:t>
       </w:r>
     </w:p>
     <w:p>
       <w:pPr>
         <w:pStyle w:val="ListBullet"/>
+        <w:ind w:left="360"/>
       </w:pPr>
       <w:r>
-        <w:t>[ ] Post-incident review process</w:t>
+        <w:rPr>
+          <w:rFonts w:ascii="Calibri" w:hAnsi="Calibri"/>
+        </w:rPr>
+        <w:t>☐ Post-incident review process</w:t>
       </w:r>
     </w:p>
     <w:p>
@@ -3275,8 +3324,8 @@
       </w:pPr>
       <w:r>
         <w:rPr>
-          <w:color w:val="1F3B5C"/>
-          <w:sz w:val="24"/>
+          <w:rFonts w:ascii="Calibri" w:hAnsi="Calibri"/>
+          <w:color w:val="000000"/>
         </w:rPr>
         <w:t>A.5 Business Continuity</w:t>
       </w:r>
@@ -3284,39 +3333,57 @@
     <w:p>
       <w:pPr>
         <w:pStyle w:val="ListBullet"/>
+        <w:ind w:left="360"/>
       </w:pPr>
       <w:r>
-        <w:t>[ ] Regular data backups</w:t>
+        <w:rPr>
+          <w:rFonts w:ascii="Calibri" w:hAnsi="Calibri"/>
+        </w:rPr>
+        <w:t>☐ Regular data backups</w:t>
       </w:r>
     </w:p>
     <w:p>
       <w:pPr>
         <w:pStyle w:val="ListBullet"/>
+        <w:ind w:left="360"/>
       </w:pPr>
       <w:r>
-        <w:t>[ ] Disaster recovery plan</w:t>
+        <w:rPr>
+          <w:rFonts w:ascii="Calibri" w:hAnsi="Calibri"/>
+        </w:rPr>
+        <w:t>☐ Disaster recovery plan</w:t>
       </w:r>
     </w:p>
     <w:p>
       <w:pPr>
         <w:pStyle w:val="ListBullet"/>
+        <w:ind w:left="360"/>
       </w:pPr>
       <w:r>
-        <w:t>[ ] Regular testing of recovery procedures</w:t>
+        <w:rPr>
+          <w:rFonts w:ascii="Calibri" w:hAnsi="Calibri"/>
+        </w:rPr>
+        <w:t>☐ Regular testing of recovery procedures</w:t>
       </w:r>
     </w:p>
     <w:p>
       <w:pPr>
         <w:pStyle w:val="ListBullet"/>
+        <w:ind w:left="360"/>
       </w:pPr>
       <w:r>
-        <w:t>[ ] Defined Recovery Time Objectives (RTO)</w:t>
+        <w:rPr>
+          <w:rFonts w:ascii="Calibri" w:hAnsi="Calibri"/>
+        </w:rPr>
+        <w:t>☐ Defined Recovery Time Objectives (RTO)</w:t>
       </w:r>
     </w:p>
     <w:p>
-      <w:r>
-        <w:t>______________________________</w:t>
-      </w:r>
+      <w:pPr>
+        <w:pBdr>
+          <w:bottom w:val="single" w:sz="6" w:space="1" w:color="666666"/>
+        </w:pBdr>
+      </w:pPr>
     </w:p>
     <w:p>
       <w:pPr>
@@ -3324,8 +3391,8 @@
       </w:pPr>
       <w:r>
         <w:rPr>
-          <w:color w:val="1F3B5C"/>
-          <w:sz w:val="30"/>
+          <w:rFonts w:ascii="Calibri" w:hAnsi="Calibri"/>
+          <w:color w:val="000000"/>
         </w:rPr>
         <w:t>ANNEX B: SUB-PROCESSORS LIST</w:t>
       </w:r>
@@ -3334,7 +3401,6 @@
       <w:tblPr>
         <w:tblStyle w:val="TableGrid"/>
         <w:tblW w:type="auto" w:w="0"/>
-        <w:jc w:val="center"/>
         <w:tblLook w:firstColumn="1" w:firstRow="1" w:lastColumn="0" w:lastRow="0" w:noHBand="0" w:noVBand="1" w:val="04A0"/>
       </w:tblPr>
       <w:tblGrid>
@@ -3347,21 +3413,13 @@
         <w:tc>
           <w:tcPr>
             <w:tcW w:type="dxa" w:w="2160"/>
-            <w:shd w:val="clear" w:color="auto" w:fill="1F3B5C"/>
           </w:tcPr>
           <w:p>
+            <w:r/>
             <w:r>
               <w:rPr>
+                <w:rFonts w:ascii="Calibri" w:hAnsi="Calibri"/>
                 <w:b/>
-                <w:color w:val="FFFFFF"/>
-                <w:sz w:val="18"/>
-              </w:rPr>
-            </w:r>
-            <w:r>
-              <w:rPr>
-                <w:b/>
-                <w:color w:val="FFFFFF"/>
-                <w:sz w:val="18"/>
               </w:rPr>
               <w:t>Sub-Processor</w:t>
             </w:r>
@@ -3370,21 +3428,13 @@
         <w:tc>
           <w:tcPr>
             <w:tcW w:type="dxa" w:w="2160"/>
-            <w:shd w:val="clear" w:color="auto" w:fill="1F3B5C"/>
           </w:tcPr>
           <w:p>
+            <w:r/>
             <w:r>
               <w:rPr>
+                <w:rFonts w:ascii="Calibri" w:hAnsi="Calibri"/>
                 <w:b/>
-                <w:color w:val="FFFFFF"/>
-                <w:sz w:val="18"/>
-              </w:rPr>
-            </w:r>
-            <w:r>
-              <w:rPr>
-                <w:b/>
-                <w:color w:val="FFFFFF"/>
-                <w:sz w:val="18"/>
               </w:rPr>
               <w:t>Purpose</w:t>
             </w:r>
@@ -3393,21 +3443,13 @@
         <w:tc>
           <w:tcPr>
             <w:tcW w:type="dxa" w:w="2160"/>
-            <w:shd w:val="clear" w:color="auto" w:fill="1F3B5C"/>
           </w:tcPr>
           <w:p>
+            <w:r/>
             <w:r>
               <w:rPr>
+                <w:rFonts w:ascii="Calibri" w:hAnsi="Calibri"/>
                 <w:b/>
-                <w:color w:val="FFFFFF"/>
-                <w:sz w:val="18"/>
-              </w:rPr>
-            </w:r>
-            <w:r>
-              <w:rPr>
-                <w:b/>
-                <w:color w:val="FFFFFF"/>
-                <w:sz w:val="18"/>
               </w:rPr>
               <w:t>Location</w:t>
             </w:r>
@@ -3416,21 +3458,13 @@
         <w:tc>
           <w:tcPr>
             <w:tcW w:type="dxa" w:w="2160"/>
-            <w:shd w:val="clear" w:color="auto" w:fill="1F3B5C"/>
           </w:tcPr>
           <w:p>
+            <w:r/>
             <w:r>
               <w:rPr>
+                <w:rFonts w:ascii="Calibri" w:hAnsi="Calibri"/>
                 <w:b/>
-                <w:color w:val="FFFFFF"/>
-                <w:sz w:val="18"/>
-              </w:rPr>
-            </w:r>
-            <w:r>
-              <w:rPr>
-                <w:b/>
-                <w:color w:val="FFFFFF"/>
-                <w:sz w:val="18"/>
               </w:rPr>
               <w:t>Data Processed</w:t>
             </w:r>
@@ -3443,14 +3477,10 @@
             <w:tcW w:type="dxa" w:w="2160"/>
           </w:tcPr>
           <w:p>
+            <w:r/>
             <w:r>
               <w:rPr>
-                <w:sz w:val="18"/>
-              </w:rPr>
-            </w:r>
-            <w:r>
-              <w:rPr>
-                <w:sz w:val="18"/>
+                <w:rFonts w:ascii="Calibri" w:hAnsi="Calibri"/>
               </w:rPr>
               <w:t>[NAME]</w:t>
             </w:r>
@@ -3461,14 +3491,10 @@
             <w:tcW w:type="dxa" w:w="2160"/>
           </w:tcPr>
           <w:p>
+            <w:r/>
             <w:r>
               <w:rPr>
-                <w:sz w:val="18"/>
-              </w:rPr>
-            </w:r>
-            <w:r>
-              <w:rPr>
-                <w:sz w:val="18"/>
+                <w:rFonts w:ascii="Calibri" w:hAnsi="Calibri"/>
               </w:rPr>
               <w:t>[PURPOSE]</w:t>
             </w:r>
@@ -3479,14 +3505,10 @@
             <w:tcW w:type="dxa" w:w="2160"/>
           </w:tcPr>
           <w:p>
+            <w:r/>
             <w:r>
               <w:rPr>
-                <w:sz w:val="18"/>
-              </w:rPr>
-            </w:r>
-            <w:r>
-              <w:rPr>
-                <w:sz w:val="18"/>
+                <w:rFonts w:ascii="Calibri" w:hAnsi="Calibri"/>
               </w:rPr>
               <w:t>[LOCATION]</w:t>
             </w:r>
@@ -3497,14 +3519,10 @@
             <w:tcW w:type="dxa" w:w="2160"/>
           </w:tcPr>
           <w:p>
+            <w:r/>
             <w:r>
               <w:rPr>
-                <w:sz w:val="18"/>
-              </w:rPr>
-            </w:r>
-            <w:r>
-              <w:rPr>
-                <w:sz w:val="18"/>
+                <w:rFonts w:ascii="Calibri" w:hAnsi="Calibri"/>
               </w:rPr>
               <w:t>[DATA TYPES]</w:t>
             </w:r>
@@ -3515,22 +3533,36 @@
     <w:p/>
     <w:p>
       <w:r>
-        <w:t>*This list must be updated whenever a new sub-processor is engaged.*</w:t>
+        <w:rPr>
+          <w:rFonts w:ascii="Calibri" w:hAnsi="Calibri"/>
+          <w:i/>
+        </w:rPr>
+        <w:t>This list must be updated whenever a new sub-processor is engaged.</w:t>
+      </w:r>
+    </w:p>
+    <w:p>
+      <w:pPr>
+        <w:pBdr>
+          <w:bottom w:val="single" w:sz="6" w:space="1" w:color="666666"/>
+        </w:pBdr>
+      </w:pPr>
+    </w:p>
+    <w:p>
+      <w:r>
+        <w:rPr>
+          <w:rFonts w:ascii="Calibri" w:hAnsi="Calibri"/>
+          <w:i/>
+        </w:rPr>
+        <w:t>Document prepared for LINEKORA Data Protection Compliance</w:t>
       </w:r>
     </w:p>
     <w:p>
       <w:r>
-        <w:t>______________________________</w:t>
-      </w:r>
-    </w:p>
-    <w:p>
-      <w:r>
-        <w:t>*Document prepared for LINEKORA Data Protection Compliance*</w:t>
-      </w:r>
-    </w:p>
-    <w:p>
-      <w:r>
-        <w:t>*Pursuant to Rwanda Data Protection Law No. 3/2021*</w:t>
+        <w:rPr>
+          <w:rFonts w:ascii="Calibri" w:hAnsi="Calibri"/>
+          <w:i/>
+        </w:rPr>
+        <w:t>Pursuant to Rwanda Data Protection Law No. 058/2021 of 13/10/2021</w:t>
       </w:r>
     </w:p>
     <w:sectPr>
@@ -3907,8 +3939,8 @@
     <w:qFormat/>
     <w:rsid w:val="00FC693F"/>
     <w:rPr>
-      <w:rFonts w:ascii="Calibri" w:hAnsi="Calibri"/>
-      <w:sz w:val="20"/>
+      <w:rFonts w:ascii="Calibri" w:hAnsi="Calibri" w:eastAsia="Calibri"/>
+      <w:sz w:val="22"/>
     </w:rPr>
   </w:style>
   <w:style w:type="paragraph" w:styleId="Header">
